--- a/05_Отчет_УП_09_01_Отчет_ИС_23_9_1_Маслакова.docx
+++ b/05_Отчет_УП_09_01_Отчет_ИС_23_9_1_Маслакова.docx
@@ -64,9 +64,6 @@
         <w:p>
           <w:pPr>
             <w:pStyle w:val="16"/>
-            <w:tabs>
-              <w:tab w:val="right" w:leader="dot" w:pos="10195"/>
-            </w:tabs>
             <w:rPr>
               <w:rFonts w:eastAsiaTheme="minorEastAsia"/>
               <w:noProof/>
@@ -161,9 +158,6 @@
         <w:p>
           <w:pPr>
             <w:pStyle w:val="16"/>
-            <w:tabs>
-              <w:tab w:val="right" w:leader="dot" w:pos="10195"/>
-            </w:tabs>
             <w:rPr>
               <w:rFonts w:eastAsiaTheme="minorEastAsia"/>
               <w:noProof/>
@@ -237,10 +231,6 @@
         <w:p>
           <w:pPr>
             <w:pStyle w:val="16"/>
-            <w:tabs>
-              <w:tab w:val="left" w:pos="440"/>
-              <w:tab w:val="right" w:leader="dot" w:pos="10195"/>
-            </w:tabs>
             <w:rPr>
               <w:rFonts w:eastAsiaTheme="minorEastAsia"/>
               <w:noProof/>
@@ -335,10 +325,6 @@
         <w:p>
           <w:pPr>
             <w:pStyle w:val="16"/>
-            <w:tabs>
-              <w:tab w:val="left" w:pos="440"/>
-              <w:tab w:val="right" w:leader="dot" w:pos="10195"/>
-            </w:tabs>
             <w:rPr>
               <w:rFonts w:eastAsiaTheme="minorEastAsia"/>
               <w:noProof/>
@@ -433,10 +419,6 @@
         <w:p>
           <w:pPr>
             <w:pStyle w:val="16"/>
-            <w:tabs>
-              <w:tab w:val="left" w:pos="440"/>
-              <w:tab w:val="right" w:leader="dot" w:pos="10195"/>
-            </w:tabs>
             <w:rPr>
               <w:rFonts w:eastAsiaTheme="minorEastAsia"/>
               <w:noProof/>
@@ -531,10 +513,6 @@
         <w:p>
           <w:pPr>
             <w:pStyle w:val="16"/>
-            <w:tabs>
-              <w:tab w:val="left" w:pos="440"/>
-              <w:tab w:val="right" w:leader="dot" w:pos="10195"/>
-            </w:tabs>
             <w:rPr>
               <w:rFonts w:eastAsiaTheme="minorEastAsia"/>
               <w:noProof/>
@@ -629,10 +607,6 @@
         <w:p>
           <w:pPr>
             <w:pStyle w:val="16"/>
-            <w:tabs>
-              <w:tab w:val="left" w:pos="440"/>
-              <w:tab w:val="right" w:leader="dot" w:pos="10195"/>
-            </w:tabs>
             <w:rPr>
               <w:rFonts w:eastAsiaTheme="minorEastAsia"/>
               <w:noProof/>
@@ -727,10 +701,6 @@
         <w:p>
           <w:pPr>
             <w:pStyle w:val="16"/>
-            <w:tabs>
-              <w:tab w:val="left" w:pos="440"/>
-              <w:tab w:val="right" w:leader="dot" w:pos="10195"/>
-            </w:tabs>
             <w:rPr>
               <w:rFonts w:eastAsiaTheme="minorEastAsia"/>
               <w:noProof/>
@@ -825,10 +795,6 @@
         <w:p>
           <w:pPr>
             <w:pStyle w:val="16"/>
-            <w:tabs>
-              <w:tab w:val="left" w:pos="440"/>
-              <w:tab w:val="right" w:leader="dot" w:pos="10195"/>
-            </w:tabs>
             <w:rPr>
               <w:rFonts w:eastAsiaTheme="minorEastAsia"/>
               <w:noProof/>
@@ -923,10 +889,6 @@
         <w:p>
           <w:pPr>
             <w:pStyle w:val="16"/>
-            <w:tabs>
-              <w:tab w:val="left" w:pos="440"/>
-              <w:tab w:val="right" w:leader="dot" w:pos="10195"/>
-            </w:tabs>
             <w:rPr>
               <w:rFonts w:eastAsiaTheme="minorEastAsia"/>
               <w:noProof/>
@@ -1021,10 +983,6 @@
         <w:p>
           <w:pPr>
             <w:pStyle w:val="16"/>
-            <w:tabs>
-              <w:tab w:val="left" w:pos="440"/>
-              <w:tab w:val="right" w:leader="dot" w:pos="10195"/>
-            </w:tabs>
             <w:rPr>
               <w:rFonts w:eastAsiaTheme="minorEastAsia"/>
               <w:noProof/>
@@ -1119,10 +1077,6 @@
         <w:p>
           <w:pPr>
             <w:pStyle w:val="16"/>
-            <w:tabs>
-              <w:tab w:val="left" w:pos="660"/>
-              <w:tab w:val="right" w:leader="dot" w:pos="10195"/>
-            </w:tabs>
             <w:rPr>
               <w:rFonts w:eastAsiaTheme="minorEastAsia"/>
               <w:noProof/>
@@ -1217,10 +1171,6 @@
         <w:p>
           <w:pPr>
             <w:pStyle w:val="16"/>
-            <w:tabs>
-              <w:tab w:val="left" w:pos="660"/>
-              <w:tab w:val="right" w:leader="dot" w:pos="10195"/>
-            </w:tabs>
             <w:rPr>
               <w:rFonts w:eastAsiaTheme="minorEastAsia"/>
               <w:noProof/>
@@ -1315,10 +1265,6 @@
         <w:p>
           <w:pPr>
             <w:pStyle w:val="16"/>
-            <w:tabs>
-              <w:tab w:val="left" w:pos="660"/>
-              <w:tab w:val="right" w:leader="dot" w:pos="10195"/>
-            </w:tabs>
             <w:rPr>
               <w:rFonts w:eastAsiaTheme="minorEastAsia"/>
               <w:noProof/>
@@ -1413,10 +1359,6 @@
         <w:p>
           <w:pPr>
             <w:pStyle w:val="16"/>
-            <w:tabs>
-              <w:tab w:val="left" w:pos="660"/>
-              <w:tab w:val="right" w:leader="dot" w:pos="10195"/>
-            </w:tabs>
             <w:rPr>
               <w:rFonts w:eastAsiaTheme="minorEastAsia"/>
               <w:noProof/>
@@ -1511,10 +1453,6 @@
         <w:p>
           <w:pPr>
             <w:pStyle w:val="16"/>
-            <w:tabs>
-              <w:tab w:val="left" w:pos="660"/>
-              <w:tab w:val="right" w:leader="dot" w:pos="10195"/>
-            </w:tabs>
             <w:rPr>
               <w:rFonts w:eastAsiaTheme="minorEastAsia"/>
               <w:noProof/>
@@ -1609,9 +1547,6 @@
         <w:p>
           <w:pPr>
             <w:pStyle w:val="16"/>
-            <w:tabs>
-              <w:tab w:val="right" w:leader="dot" w:pos="10195"/>
-            </w:tabs>
             <w:rPr>
               <w:rFonts w:eastAsiaTheme="minorEastAsia"/>
               <w:noProof/>
@@ -6766,16 +6701,6 @@
       <w:pPr>
         <w:rPr>
           <w:rFonts w:eastAsia="Times New Roman" w:cs="Times New Roman"/>
-          <w:color w:val="000000" w:themeColor="text1"/>
-          <w:spacing w:val="5"/>
-          <w:kern w:val="36"/>
-          <w:szCs w:val="24"/>
-          <w:lang w:eastAsia="ru-RU"/>
-        </w:rPr>
-      </w:pPr>
-      <w:r>
-        <w:rPr>
-          <w:rFonts w:eastAsia="Times New Roman" w:cs="Times New Roman"/>
           <w:b/>
           <w:bCs/>
           <w:color w:val="000000" w:themeColor="text1"/>
@@ -6784,58 +6709,22 @@
           <w:szCs w:val="24"/>
           <w:lang w:eastAsia="ru-RU"/>
         </w:rPr>
-        <w:t xml:space="preserve">Образец результата: </w:t>
-      </w:r>
-      <w:r>
-        <w:rPr>
-          <w:rFonts w:eastAsia="Times New Roman" w:cs="Times New Roman"/>
-          <w:color w:val="000000" w:themeColor="text1"/>
-          <w:spacing w:val="5"/>
-          <w:kern w:val="36"/>
-          <w:szCs w:val="24"/>
-          <w:lang w:eastAsia="ru-RU"/>
-        </w:rPr>
-        <w:t>Описа</w:t>
-      </w:r>
-      <w:r>
-        <w:rPr>
-          <w:rFonts w:eastAsia="Times New Roman" w:cs="Times New Roman"/>
-          <w:color w:val="000000" w:themeColor="text1"/>
-          <w:spacing w:val="5"/>
-          <w:kern w:val="36"/>
-          <w:szCs w:val="24"/>
-          <w:lang w:eastAsia="ru-RU"/>
-        </w:rPr>
-        <w:t>ние главной страницы и её кода, допускаются скриншоты</w:t>
-      </w:r>
-    </w:p>
-    <w:p>
-      <w:pPr>
+      </w:pPr>
+      <w:r>
+        <w:rPr>
+          <w:rFonts w:cs="Times New Roman"/>
+          <w:color w:val="0F1115"/>
+          <w:szCs w:val="24"/>
+          <w:shd w:val="clear" w:color="auto" w:fill="FFFFFF"/>
+        </w:rPr>
+        <w:t>Ниже представлен скриншот главной страницы сайта «Точка опоры», созданной по разработанной структуре. На нём видны все основные блоки: шапка сайта с навигацией, первый экран с крупным заголовком, блок ценностей, карточки горячих линий, блок статей и анонимная форма обратной связи.</w:t>
+      </w:r>
+      <w:r>
         <w:rPr>
           <w:rFonts w:eastAsia="Times New Roman" w:cs="Times New Roman"/>
           <w:b/>
           <w:bCs/>
-          <w:color w:val="000000" w:themeColor="text1"/>
-          <w:spacing w:val="5"/>
-          <w:kern w:val="36"/>
-          <w:szCs w:val="24"/>
-          <w:lang w:eastAsia="ru-RU"/>
-        </w:rPr>
-      </w:pPr>
-      <w:r>
-        <w:rPr>
-          <w:rFonts w:cs="Times New Roman"/>
-          <w:color w:val="0F1115"/>
-          <w:szCs w:val="24"/>
-          <w:shd w:val="clear" w:color="auto" w:fill="FFFFFF"/>
-        </w:rPr>
-        <w:t>Ниже представлен скриншот главной страницы сайта «Точка опоры», созданной по разработанной структуре. На нём видны все основные блоки: шапка сайта с навигацией, первый экран с крупным заголовком, блок ценностей, карточки горячих линий, блок статей и анонимная форма обратной связи.</w:t>
-      </w:r>
-      <w:r>
-        <w:rPr>
-          <w:rFonts w:eastAsia="Times New Roman" w:cs="Times New Roman"/>
-          <w:b/>
-          <w:bCs/>
+          <w:noProof/>
           <w:color w:val="000000" w:themeColor="text1"/>
           <w:spacing w:val="5"/>
           <w:kern w:val="36"/>
@@ -6961,12 +6850,12 @@
     </w:p>
     <w:p>
       <w:r>
+        <w:t>Анонимная форма обратной связи вынесена в отдельный блок с мягким градиентным фоном. В форме есть выбор темы, большое текстовое поле и важное предупреждение под ним: если очень плохо, нужно звонить на телефон доверия.</w:t>
+      </w:r>
+    </w:p>
+    <w:p>
+      <w:r>
         <w:lastRenderedPageBreak/>
-        <w:t>Анонимная форма обратной связи вынесена в отдельный блок с мягким градиентным фоном. В форме есть выбор темы, большое текстовое поле и важное предупреждение под ним: если очень плохо, нужно звонить на телефон доверия.</w:t>
-      </w:r>
-    </w:p>
-    <w:p>
-      <w:r>
         <w:t>В подвале размещена краткая информация о проекте и ссылки на политику конфиденциальности и контакты.</w:t>
       </w:r>
     </w:p>
@@ -6981,6 +6870,9 @@
         <w:jc w:val="left"/>
       </w:pPr>
       <w:r>
+        <w:rPr>
+          <w:noProof/>
+        </w:rPr>
         <w:drawing>
           <wp:inline distT="0" distB="0" distL="0" distR="0" wp14:anchorId="03E23CCB" wp14:editId="2C27E3D3">
             <wp:extent cx="6480175" cy="3552825"/>
@@ -7029,17 +6921,7 @@
     </w:p>
     <w:p>
       <w:r>
-        <w:t>Описание кода</w:t>
-      </w:r>
-    </w:p>
-    <w:p>
-      <w:r>
         <w:t>Код представляет собой полноценный HTML-документ со встроенными стилями CSS и JavaScript. Он не требует дополнительных файлов и работает в любом современном браузере.</w:t>
-      </w:r>
-    </w:p>
-    <w:p>
-      <w:r>
-        <w:t>HTML-разметка</w:t>
       </w:r>
     </w:p>
     <w:p>
@@ -7109,6 +6991,13 @@
       </w:r>
     </w:p>
     <w:p>
+      <w:pPr>
+        <w:pStyle w:val="ae"/>
+        <w:numPr>
+          <w:ilvl w:val="0"/>
+          <w:numId w:val="11"/>
+        </w:numPr>
+      </w:pPr>
       <w:r>
         <w:t>Шапка с классом </w:t>
       </w:r>
@@ -7127,6 +7016,13 @@
       <w:proofErr w:type="spellEnd"/>
     </w:p>
     <w:p>
+      <w:pPr>
+        <w:pStyle w:val="ae"/>
+        <w:numPr>
+          <w:ilvl w:val="0"/>
+          <w:numId w:val="11"/>
+        </w:numPr>
+      </w:pPr>
       <w:r>
         <w:t>Основное содержание в теге </w:t>
       </w:r>
@@ -7225,6 +7121,13 @@
       <w:proofErr w:type="spellEnd"/>
     </w:p>
     <w:p>
+      <w:pPr>
+        <w:pStyle w:val="ae"/>
+        <w:numPr>
+          <w:ilvl w:val="0"/>
+          <w:numId w:val="11"/>
+        </w:numPr>
+      </w:pPr>
       <w:r>
         <w:t>Подвал </w:t>
       </w:r>
@@ -7243,6 +7146,13 @@
       <w:proofErr w:type="spellEnd"/>
     </w:p>
     <w:p>
+      <w:pPr>
+        <w:pStyle w:val="ae"/>
+        <w:numPr>
+          <w:ilvl w:val="0"/>
+          <w:numId w:val="11"/>
+        </w:numPr>
+      </w:pPr>
       <w:r>
         <w:t>Модальное окно с классом </w:t>
       </w:r>
@@ -7261,6 +7171,13 @@
       <w:proofErr w:type="spellEnd"/>
     </w:p>
     <w:p>
+      <w:pPr>
+        <w:pStyle w:val="ae"/>
+        <w:numPr>
+          <w:ilvl w:val="0"/>
+          <w:numId w:val="11"/>
+        </w:numPr>
+      </w:pPr>
       <w:r>
         <w:t>CSS-стили</w:t>
       </w:r>
@@ -7271,6 +7188,13 @@
       </w:r>
     </w:p>
     <w:p>
+      <w:pPr>
+        <w:pStyle w:val="ae"/>
+        <w:numPr>
+          <w:ilvl w:val="0"/>
+          <w:numId w:val="12"/>
+        </w:numPr>
+      </w:pPr>
       <w:proofErr w:type="spellStart"/>
       <w:r>
         <w:t>Флексбоксы</w:t>
@@ -7289,64 +7213,117 @@
       </w:r>
     </w:p>
     <w:p>
+      <w:pPr>
+        <w:pStyle w:val="ae"/>
+        <w:numPr>
+          <w:ilvl w:val="0"/>
+          <w:numId w:val="12"/>
+        </w:numPr>
+      </w:pPr>
       <w:r>
         <w:t>Медиа-запросы для адаптации под мобильные устройства</w:t>
       </w:r>
     </w:p>
     <w:p>
+      <w:pPr>
+        <w:pStyle w:val="ae"/>
+        <w:numPr>
+          <w:ilvl w:val="0"/>
+          <w:numId w:val="12"/>
+        </w:numPr>
+      </w:pPr>
+      <w:r>
+        <w:t>Плавные переходы при наведении</w:t>
+      </w:r>
+    </w:p>
+    <w:p>
+      <w:pPr>
+        <w:pStyle w:val="ae"/>
+        <w:numPr>
+          <w:ilvl w:val="0"/>
+          <w:numId w:val="12"/>
+        </w:numPr>
+      </w:pPr>
+      <w:r>
+        <w:t>Тени и градиенты для создания глубины</w:t>
+      </w:r>
+    </w:p>
+    <w:p>
+      <w:pPr>
+        <w:pStyle w:val="ae"/>
+        <w:numPr>
+          <w:ilvl w:val="0"/>
+          <w:numId w:val="12"/>
+        </w:numPr>
+      </w:pPr>
+      <w:r>
+        <w:t>Цветовая палитра основана на спокойных оттенках синего, зеленого и нейтральных тонах. Красный цвет используется только для экстренной кнопки, чтобы привлечь к ней внимание.</w:t>
+      </w:r>
+    </w:p>
+    <w:p>
       <w:r>
         <w:lastRenderedPageBreak/>
-        <w:t>Плавные переходы при наведении</w:t>
-      </w:r>
-    </w:p>
-    <w:p>
-      <w:r>
-        <w:t>Тени и градиенты для создания глубины</w:t>
-      </w:r>
-    </w:p>
-    <w:p>
-      <w:r>
-        <w:t>Цветовая палитра основана на спокойных оттенках синего, зеленого и нейтральных тонах. Красный цвет используется только для экстренной кнопки, чтобы привлечь к ней внимание.</w:t>
-      </w:r>
-    </w:p>
-    <w:p>
-      <w:r>
-        <w:t>JavaScript-функциональность</w:t>
-      </w:r>
-    </w:p>
-    <w:p>
-      <w:r>
         <w:t>JavaScript отвечает за интерактивность:</w:t>
       </w:r>
     </w:p>
     <w:p>
+      <w:pPr>
+        <w:pStyle w:val="ae"/>
+        <w:numPr>
+          <w:ilvl w:val="0"/>
+          <w:numId w:val="13"/>
+        </w:numPr>
+      </w:pPr>
       <w:r>
         <w:t>Открытие и закрытие модального окна при клике на кнопки помощи</w:t>
       </w:r>
     </w:p>
     <w:p>
+      <w:pPr>
+        <w:pStyle w:val="ae"/>
+        <w:numPr>
+          <w:ilvl w:val="0"/>
+          <w:numId w:val="13"/>
+        </w:numPr>
+      </w:pPr>
       <w:r>
         <w:t>Блокировка прокрутки страницы при открытом окне</w:t>
       </w:r>
     </w:p>
     <w:p>
+      <w:pPr>
+        <w:pStyle w:val="ae"/>
+        <w:numPr>
+          <w:ilvl w:val="0"/>
+          <w:numId w:val="13"/>
+        </w:numPr>
+      </w:pPr>
       <w:r>
         <w:t>Обработка кликов по затемненной области для закрытия</w:t>
       </w:r>
     </w:p>
     <w:p>
+      <w:pPr>
+        <w:pStyle w:val="ae"/>
+        <w:numPr>
+          <w:ilvl w:val="0"/>
+          <w:numId w:val="13"/>
+        </w:numPr>
+      </w:pPr>
       <w:r>
         <w:t>Имитация отправки форм с выводом уведомления</w:t>
       </w:r>
     </w:p>
     <w:p>
+      <w:pPr>
+        <w:pStyle w:val="ae"/>
+        <w:numPr>
+          <w:ilvl w:val="0"/>
+          <w:numId w:val="13"/>
+        </w:numPr>
+      </w:pPr>
       <w:r>
         <w:t>В реальном проекте функция отправки форм должна быть заменена на запрос к серверу, но для демонстрации интерфейса текущая реализация подходит.</w:t>
-      </w:r>
-    </w:p>
-    <w:p>
-      <w:r>
-        <w:t>Ключевые особенности кода</w:t>
       </w:r>
     </w:p>
     <w:p>
@@ -7441,57 +7418,6 @@
     <w:p>
       <w:pPr>
         <w:rPr>
-          <w:rFonts w:eastAsia="Times New Roman" w:cs="Times New Roman"/>
-          <w:b/>
-          <w:bCs/>
-          <w:color w:val="000000" w:themeColor="text1"/>
-          <w:spacing w:val="5"/>
-          <w:kern w:val="36"/>
-          <w:szCs w:val="24"/>
-          <w:lang w:eastAsia="ru-RU"/>
-        </w:rPr>
-      </w:pPr>
-      <w:r>
-        <w:rPr>
-          <w:rFonts w:eastAsia="Times New Roman" w:cs="Times New Roman"/>
-          <w:b/>
-          <w:bCs/>
-          <w:color w:val="000000" w:themeColor="text1"/>
-          <w:spacing w:val="5"/>
-          <w:kern w:val="36"/>
-          <w:szCs w:val="24"/>
-          <w:lang w:eastAsia="ru-RU"/>
-        </w:rPr>
-        <w:t xml:space="preserve">Образец результата: </w:t>
-      </w:r>
-      <w:r>
-        <w:rPr>
-          <w:rFonts w:eastAsia="Times New Roman" w:cs="Times New Roman"/>
-          <w:color w:val="000000" w:themeColor="text1"/>
-          <w:spacing w:val="5"/>
-          <w:kern w:val="36"/>
-          <w:szCs w:val="24"/>
-          <w:lang w:eastAsia="ru-RU"/>
-        </w:rPr>
-        <w:t>Описание функционала продукта и кода, допускаются скриншоты</w:t>
-      </w:r>
-      <w:r>
-        <w:rPr>
-          <w:rFonts w:eastAsia="Times New Roman" w:cs="Times New Roman"/>
-          <w:b/>
-          <w:bCs/>
-          <w:color w:val="000000" w:themeColor="text1"/>
-          <w:spacing w:val="5"/>
-          <w:kern w:val="36"/>
-          <w:szCs w:val="24"/>
-          <w:lang w:eastAsia="ru-RU"/>
-        </w:rPr>
-        <w:t xml:space="preserve"> </w:t>
-      </w:r>
-    </w:p>
-    <w:p>
-      <w:pPr>
-        <w:rPr>
           <w:lang w:eastAsia="ru-RU"/>
         </w:rPr>
       </w:pPr>
@@ -7647,6 +7573,7 @@
       </w:pPr>
       <w:r>
         <w:rPr>
+          <w:noProof/>
           <w:lang w:val="en-US" w:eastAsia="ru-RU"/>
         </w:rPr>
         <w:drawing>
@@ -7781,6 +7708,7 @@
       </w:pPr>
       <w:r>
         <w:rPr>
+          <w:noProof/>
           <w:lang w:eastAsia="ru-RU"/>
         </w:rPr>
         <w:lastRenderedPageBreak/>
@@ -8250,79 +8178,15 @@
     <w:p>
       <w:pPr>
         <w:rPr>
-          <w:rFonts w:eastAsia="Times New Roman" w:cs="Times New Roman"/>
           <w:b/>
           <w:bCs/>
-          <w:color w:val="000000" w:themeColor="text1"/>
-          <w:spacing w:val="5"/>
-          <w:kern w:val="36"/>
-          <w:szCs w:val="24"/>
-          <w:lang w:eastAsia="ru-RU"/>
-        </w:rPr>
-      </w:pPr>
-      <w:r>
-        <w:rPr>
-          <w:rFonts w:eastAsia="Times New Roman" w:cs="Times New Roman"/>
+          <w:lang w:eastAsia="ru-RU"/>
+        </w:rPr>
+      </w:pPr>
+      <w:r>
+        <w:rPr>
           <w:b/>
           <w:bCs/>
-          <w:color w:val="000000" w:themeColor="text1"/>
-          <w:spacing w:val="5"/>
-          <w:kern w:val="36"/>
-          <w:szCs w:val="24"/>
-          <w:lang w:eastAsia="ru-RU"/>
-        </w:rPr>
-        <w:t xml:space="preserve">Образец результата: </w:t>
-      </w:r>
-      <w:proofErr w:type="gramStart"/>
-      <w:r>
-        <w:rPr>
-          <w:rFonts w:eastAsia="Times New Roman" w:cs="Times New Roman"/>
-          <w:color w:val="000000" w:themeColor="text1"/>
-          <w:spacing w:val="5"/>
-          <w:kern w:val="36"/>
-          <w:szCs w:val="24"/>
-          <w:lang w:eastAsia="ru-RU"/>
-        </w:rPr>
-        <w:t>Описания реализации улучшений и исправлений</w:t>
-      </w:r>
-      <w:proofErr w:type="gramEnd"/>
-      <w:r>
-        <w:rPr>
-          <w:rFonts w:eastAsia="Times New Roman" w:cs="Times New Roman"/>
-          <w:color w:val="000000" w:themeColor="text1"/>
-          <w:spacing w:val="5"/>
-          <w:kern w:val="36"/>
-          <w:szCs w:val="24"/>
-          <w:lang w:eastAsia="ru-RU"/>
-        </w:rPr>
-        <w:t xml:space="preserve"> предложенных в предыдущем пункте с кодом.</w:t>
-      </w:r>
-      <w:r>
-        <w:rPr>
-          <w:rFonts w:eastAsia="Times New Roman" w:cs="Times New Roman"/>
-          <w:b/>
-          <w:bCs/>
-          <w:color w:val="000000" w:themeColor="text1"/>
-          <w:spacing w:val="5"/>
-          <w:kern w:val="36"/>
-          <w:szCs w:val="24"/>
-          <w:lang w:eastAsia="ru-RU"/>
-        </w:rPr>
-        <w:t xml:space="preserve"> </w:t>
-      </w:r>
-    </w:p>
-    <w:p>
-      <w:pPr>
-        <w:rPr>
-          <w:b/>
-          <w:bCs/>
-          <w:lang w:eastAsia="ru-RU"/>
-        </w:rPr>
-      </w:pPr>
-      <w:r>
-        <w:rPr>
-          <w:b/>
-          <w:bCs/>
           <w:lang w:eastAsia="ru-RU"/>
         </w:rPr>
         <w:t>Исправления для анонимной формы обратной связи</w:t>
@@ -8364,6 +8228,7 @@
       </w:pPr>
       <w:r>
         <w:rPr>
+          <w:noProof/>
           <w:lang w:eastAsia="ru-RU"/>
         </w:rPr>
         <w:drawing>
@@ -8482,6 +8347,7 @@
       </w:pPr>
       <w:r>
         <w:rPr>
+          <w:noProof/>
           <w:lang w:eastAsia="ru-RU"/>
         </w:rPr>
         <w:drawing>
@@ -8588,6 +8454,7 @@
       </w:pPr>
       <w:r>
         <w:rPr>
+          <w:noProof/>
           <w:lang w:eastAsia="ru-RU"/>
         </w:rPr>
         <w:drawing>
@@ -8688,57 +8555,6 @@
     </w:p>
     <w:p>
       <w:pPr>
-        <w:rPr>
-          <w:rFonts w:eastAsia="Times New Roman" w:cs="Times New Roman"/>
-          <w:b/>
-          <w:bCs/>
-          <w:color w:val="000000" w:themeColor="text1"/>
-          <w:spacing w:val="5"/>
-          <w:kern w:val="36"/>
-          <w:szCs w:val="24"/>
-          <w:lang w:eastAsia="ru-RU"/>
-        </w:rPr>
-      </w:pPr>
-      <w:r>
-        <w:rPr>
-          <w:rFonts w:eastAsia="Times New Roman" w:cs="Times New Roman"/>
-          <w:b/>
-          <w:bCs/>
-          <w:color w:val="000000" w:themeColor="text1"/>
-          <w:spacing w:val="5"/>
-          <w:kern w:val="36"/>
-          <w:szCs w:val="24"/>
-          <w:lang w:eastAsia="ru-RU"/>
-        </w:rPr>
-        <w:t xml:space="preserve">Образец результата: </w:t>
-      </w:r>
-      <w:r>
-        <w:rPr>
-          <w:rFonts w:eastAsia="Times New Roman" w:cs="Times New Roman"/>
-          <w:color w:val="000000" w:themeColor="text1"/>
-          <w:spacing w:val="5"/>
-          <w:kern w:val="36"/>
-          <w:szCs w:val="24"/>
-          <w:lang w:eastAsia="ru-RU"/>
-        </w:rPr>
-        <w:t>Описание того, как реализованы требования, сформулированные в 1 пункте.</w:t>
-      </w:r>
-      <w:r>
-        <w:rPr>
-          <w:rFonts w:eastAsia="Times New Roman" w:cs="Times New Roman"/>
-          <w:b/>
-          <w:bCs/>
-          <w:color w:val="000000" w:themeColor="text1"/>
-          <w:spacing w:val="5"/>
-          <w:kern w:val="36"/>
-          <w:szCs w:val="24"/>
-          <w:lang w:eastAsia="ru-RU"/>
-        </w:rPr>
-        <w:t xml:space="preserve"> </w:t>
-      </w:r>
-    </w:p>
-    <w:p>
-      <w:pPr>
         <w:spacing w:line="360" w:lineRule="auto"/>
         <w:rPr>
           <w:rFonts w:cs="Times New Roman"/>
@@ -9178,8 +8994,26 @@
           <w:szCs w:val="24"/>
           <w:lang w:eastAsia="ru-RU"/>
         </w:rPr>
+        <w:t>Весь процесс занимает не более минуты и не требует регистрации, ввода имени или других идентифицирующих данных.</w:t>
+      </w:r>
+    </w:p>
+    <w:p>
+      <w:pPr>
+        <w:spacing w:line="360" w:lineRule="auto"/>
+        <w:rPr>
+          <w:rFonts w:cs="Times New Roman"/>
+          <w:szCs w:val="24"/>
+          <w:lang w:eastAsia="ru-RU"/>
+        </w:rPr>
+      </w:pPr>
+      <w:r>
+        <w:rPr>
+          <w:rFonts w:cs="Times New Roman"/>
+          <w:szCs w:val="24"/>
+          <w:lang w:eastAsia="ru-RU"/>
+        </w:rPr>
         <w:lastRenderedPageBreak/>
-        <w:t>Весь процесс занимает не более минуты и не требует регистрации, ввода имени или других идентифицирующих данных.</w:t>
+        <w:t>Для экстренной помощи путь еще короче: достаточно нажать на красную кнопку с телефоном в модальном окне или найти карточку горячей линии в соответствующем блоке.</w:t>
       </w:r>
     </w:p>
     <w:p>
@@ -9197,7 +9031,7 @@
           <w:szCs w:val="24"/>
           <w:lang w:eastAsia="ru-RU"/>
         </w:rPr>
-        <w:t>Для экстренной помощи путь еще короче: достаточно нажать на красную кнопку с телефоном в модальном окне или найти карточку горячей линии в соответствующем блоке.</w:t>
+        <w:t>Требование 5: Представление специалистов и служб поддержки</w:t>
       </w:r>
     </w:p>
     <w:p>
@@ -9215,36 +9049,16 @@
           <w:szCs w:val="24"/>
           <w:lang w:eastAsia="ru-RU"/>
         </w:rPr>
-        <w:t>Требование 5: Представление специалистов и служб поддержки</w:t>
-      </w:r>
-    </w:p>
-    <w:p>
-      <w:pPr>
-        <w:spacing w:line="360" w:lineRule="auto"/>
-        <w:rPr>
-          <w:rFonts w:cs="Times New Roman"/>
-          <w:szCs w:val="24"/>
-          <w:lang w:eastAsia="ru-RU"/>
-        </w:rPr>
-      </w:pPr>
-      <w:r>
-        <w:rPr>
-          <w:rFonts w:cs="Times New Roman"/>
-          <w:szCs w:val="24"/>
-          <w:lang w:eastAsia="ru-RU"/>
-        </w:rPr>
         <w:t>Как это реализовано</w:t>
       </w:r>
-      <w:proofErr w:type="gramStart"/>
-      <w:r>
-        <w:rPr>
-          <w:rFonts w:cs="Times New Roman"/>
-          <w:szCs w:val="24"/>
-          <w:lang w:eastAsia="ru-RU"/>
-        </w:rPr>
-        <w:t>: Вместо</w:t>
-      </w:r>
-      <w:proofErr w:type="gramEnd"/>
+      <w:r>
+        <w:rPr>
+          <w:rFonts w:cs="Times New Roman"/>
+          <w:szCs w:val="24"/>
+          <w:lang w:eastAsia="ru-RU"/>
+        </w:rPr>
+        <w:t>: вместо</w:t>
+      </w:r>
       <w:r>
         <w:rPr>
           <w:rFonts w:cs="Times New Roman"/>
@@ -9611,7 +9425,6 @@
           <w:szCs w:val="24"/>
           <w:lang w:eastAsia="ru-RU"/>
         </w:rPr>
-        <w:lastRenderedPageBreak/>
         <w:t>При наведении на иконки в блоке ценностей появляются всплывающие подсказки с подробностями</w:t>
       </w:r>
     </w:p>
@@ -9636,6 +9449,7 @@
           <w:szCs w:val="24"/>
           <w:lang w:eastAsia="ru-RU"/>
         </w:rPr>
+        <w:lastRenderedPageBreak/>
         <w:t>Под формой обратной связи размещено предупреждение, отвечающее на вопрос «Что делать, если очень плохо прямо сейчас?»</w:t>
       </w:r>
     </w:p>
@@ -9949,69 +9763,643 @@
     </w:p>
     <w:p>
       <w:pPr>
-        <w:ind w:left="360"/>
-        <w:rPr>
-          <w:rFonts w:eastAsia="Times New Roman" w:cs="Times New Roman"/>
-          <w:b/>
-          <w:bCs/>
-          <w:color w:val="000000" w:themeColor="text1"/>
-          <w:spacing w:val="5"/>
-          <w:kern w:val="36"/>
-          <w:szCs w:val="24"/>
-          <w:lang w:eastAsia="ru-RU"/>
-        </w:rPr>
-      </w:pPr>
-      <w:r>
-        <w:rPr>
-          <w:rFonts w:eastAsia="Times New Roman" w:cs="Times New Roman"/>
-          <w:b/>
-          <w:bCs/>
-          <w:color w:val="000000" w:themeColor="text1"/>
-          <w:spacing w:val="5"/>
-          <w:kern w:val="36"/>
-          <w:szCs w:val="24"/>
-          <w:lang w:eastAsia="ru-RU"/>
-        </w:rPr>
-        <w:t xml:space="preserve">Образец результата: </w:t>
-      </w:r>
-      <w:r>
-        <w:rPr>
-          <w:rFonts w:eastAsia="Times New Roman" w:cs="Times New Roman"/>
-          <w:color w:val="000000" w:themeColor="text1"/>
-          <w:spacing w:val="5"/>
-          <w:kern w:val="36"/>
-          <w:szCs w:val="24"/>
-          <w:lang w:eastAsia="ru-RU"/>
-        </w:rPr>
-        <w:t xml:space="preserve">Описание дизайна сайта, скриншоты </w:t>
-      </w:r>
-      <w:proofErr w:type="gramStart"/>
-      <w:r>
-        <w:rPr>
-          <w:rFonts w:eastAsia="Times New Roman" w:cs="Times New Roman"/>
-          <w:color w:val="000000" w:themeColor="text1"/>
-          <w:spacing w:val="5"/>
-          <w:kern w:val="36"/>
-          <w:szCs w:val="24"/>
-          <w:lang w:eastAsia="ru-RU"/>
-        </w:rPr>
-        <w:t>обязательны</w:t>
-      </w:r>
-      <w:proofErr w:type="gramEnd"/>
-      <w:r>
-        <w:rPr>
-          <w:rFonts w:eastAsia="Times New Roman" w:cs="Times New Roman"/>
-          <w:color w:val="000000" w:themeColor="text1"/>
-          <w:spacing w:val="5"/>
-          <w:kern w:val="36"/>
-          <w:szCs w:val="24"/>
-          <w:lang w:eastAsia="ru-RU"/>
-        </w:rPr>
-        <w:t xml:space="preserve"> как и код файла .</w:t>
+        <w:rPr>
+          <w:lang w:eastAsia="ru-RU"/>
+        </w:rPr>
+      </w:pPr>
+      <w:r>
+        <w:rPr>
+          <w:lang w:eastAsia="ru-RU"/>
+        </w:rPr>
+        <w:t>Дизайн сайта разработан с учетом психологических особенностей целевой аудитории — людей, которые могут находиться в состоянии тревоги, стресса или отчаяния. Основные принципы дизайна:</w:t>
+      </w:r>
+    </w:p>
+    <w:p>
+      <w:pPr>
+        <w:pStyle w:val="ae"/>
+        <w:numPr>
+          <w:ilvl w:val="0"/>
+          <w:numId w:val="14"/>
+        </w:numPr>
+        <w:rPr>
+          <w:lang w:eastAsia="ru-RU"/>
+        </w:rPr>
+      </w:pPr>
+      <w:r>
+        <w:rPr>
+          <w:lang w:eastAsia="ru-RU"/>
+        </w:rPr>
+        <w:t>Спокойствие и безопасность — цветовая гамма построена на мягких оттенках синего, который традиционно ассоциируется с доверием, стабильностью и спокойствием. Акцентный синий (#4a90e2) используется для важных элементов, требующих внимания.</w:t>
+      </w:r>
+    </w:p>
+    <w:p>
+      <w:pPr>
+        <w:pStyle w:val="ae"/>
+        <w:numPr>
+          <w:ilvl w:val="0"/>
+          <w:numId w:val="14"/>
+        </w:numPr>
+        <w:rPr>
+          <w:lang w:eastAsia="ru-RU"/>
+        </w:rPr>
+      </w:pPr>
+      <w:r>
+        <w:rPr>
+          <w:lang w:eastAsia="ru-RU"/>
+        </w:rPr>
+        <w:t>Дружелюбность и принятие — скругленные углы у всех карточек и кнопок создают ощущение мягкости и безопасности. Плавные тени добавляют глубину без агрессивности.</w:t>
+      </w:r>
+    </w:p>
+    <w:p>
+      <w:pPr>
+        <w:pStyle w:val="ae"/>
+        <w:numPr>
+          <w:ilvl w:val="0"/>
+          <w:numId w:val="14"/>
+        </w:numPr>
+        <w:rPr>
+          <w:lang w:eastAsia="ru-RU"/>
+        </w:rPr>
+      </w:pPr>
+      <w:r>
+        <w:rPr>
+          <w:lang w:eastAsia="ru-RU"/>
+        </w:rPr>
+        <w:t>Четкая иерархия — крупные заголовки, хорошо читаемый текст, достаточные отступы между блоками помогают снизить когнитивную нагрузку на пользователя.</w:t>
+      </w:r>
+    </w:p>
+    <w:p>
+      <w:pPr>
+        <w:pStyle w:val="ae"/>
+        <w:numPr>
+          <w:ilvl w:val="0"/>
+          <w:numId w:val="14"/>
+        </w:numPr>
+        <w:rPr>
+          <w:lang w:eastAsia="ru-RU"/>
+        </w:rPr>
+      </w:pPr>
+      <w:r>
+        <w:rPr>
+          <w:lang w:eastAsia="ru-RU"/>
+        </w:rPr>
+        <w:t xml:space="preserve">Экстренная </w:t>
       </w:r>
       <w:proofErr w:type="spellStart"/>
       <w:r>
         <w:rPr>
+          <w:lang w:eastAsia="ru-RU"/>
+        </w:rPr>
+        <w:t>выделенность</w:t>
+      </w:r>
+      <w:proofErr w:type="spellEnd"/>
+      <w:r>
+        <w:rPr>
+          <w:lang w:eastAsia="ru-RU"/>
+        </w:rPr>
+        <w:t xml:space="preserve"> — красный цвет (#dc3545) используется только для критически важных элементов (кнопка экстренного вызова), чтобы мгновенно привлекать внимание в опасной ситуации.</w:t>
+      </w:r>
+    </w:p>
+    <w:p>
+      <w:pPr>
+        <w:rPr>
+          <w:lang w:eastAsia="ru-RU"/>
+        </w:rPr>
+      </w:pPr>
+      <w:r>
+        <w:rPr>
+          <w:lang w:eastAsia="ru-RU"/>
+        </w:rPr>
+        <w:t>Главная страница (полный вид)</w:t>
+      </w:r>
+      <w:r>
+        <w:rPr>
+          <w:lang w:eastAsia="ru-RU"/>
+        </w:rPr>
+        <w:t>:</w:t>
+      </w:r>
+    </w:p>
+    <w:p>
+      <w:pPr>
+        <w:rPr>
+          <w:lang w:eastAsia="ru-RU"/>
+        </w:rPr>
+      </w:pPr>
+    </w:p>
+    <w:p>
+      <w:r>
+        <w:rPr>
+          <w:lang w:eastAsia="ru-RU"/>
+        </w:rPr>
+        <w:lastRenderedPageBreak/>
+        <w:drawing>
+          <wp:inline distT="0" distB="0" distL="0" distR="0" wp14:anchorId="313DDB11" wp14:editId="17647094">
+            <wp:extent cx="4856213" cy="8289985"/>
+            <wp:effectExtent l="0" t="0" r="1905" b="0"/>
+            <wp:docPr id="8" name="Рисунок 8"/>
+            <wp:cNvGraphicFramePr>
+              <a:graphicFrameLocks xmlns:a="http://schemas.openxmlformats.org/drawingml/2006/main" noChangeAspect="1"/>
+            </wp:cNvGraphicFramePr>
+            <a:graphic xmlns:a="http://schemas.openxmlformats.org/drawingml/2006/main">
+              <a:graphicData uri="http://schemas.openxmlformats.org/drawingml/2006/picture">
+                <pic:pic xmlns:pic="http://schemas.openxmlformats.org/drawingml/2006/picture">
+                  <pic:nvPicPr>
+                    <pic:cNvPr id="1" name=""/>
+                    <pic:cNvPicPr/>
+                  </pic:nvPicPr>
+                  <pic:blipFill>
+                    <a:blip r:embed="rId15"/>
+                    <a:stretch>
+                      <a:fillRect/>
+                    </a:stretch>
+                  </pic:blipFill>
+                  <pic:spPr>
+                    <a:xfrm>
+                      <a:off x="0" y="0"/>
+                      <a:ext cx="4859389" cy="8295407"/>
+                    </a:xfrm>
+                    <a:prstGeom prst="rect">
+                      <a:avLst/>
+                    </a:prstGeom>
+                  </pic:spPr>
+                </pic:pic>
+              </a:graphicData>
+            </a:graphic>
+          </wp:inline>
+        </w:drawing>
+      </w:r>
+    </w:p>
+    <w:p>
+      <w:pPr>
+        <w:jc w:val="center"/>
+        <w:rPr>
+          <w:lang w:eastAsia="ru-RU"/>
+        </w:rPr>
+      </w:pPr>
+      <w:r>
+        <w:rPr>
+          <w:lang w:eastAsia="ru-RU"/>
+        </w:rPr>
+        <w:t xml:space="preserve">Рисунок </w:t>
+      </w:r>
+      <w:r>
+        <w:rPr>
+          <w:lang w:eastAsia="ru-RU"/>
+        </w:rPr>
+        <w:t>8</w:t>
+      </w:r>
+      <w:r>
+        <w:rPr>
+          <w:lang w:eastAsia="ru-RU"/>
+        </w:rPr>
+        <w:t xml:space="preserve"> – </w:t>
+      </w:r>
+      <w:r>
+        <w:rPr>
+          <w:lang w:eastAsia="ru-RU"/>
+        </w:rPr>
+        <w:t>Главная страница</w:t>
+      </w:r>
+    </w:p>
+    <w:p>
+      <w:pPr>
+        <w:rPr>
+          <w:lang w:eastAsia="ru-RU"/>
+        </w:rPr>
+      </w:pPr>
+      <w:r>
+        <w:rPr>
+          <w:lang w:eastAsia="ru-RU"/>
+        </w:rPr>
+        <w:t>На скриншоте представлен полный вид главной страницы: шапка с логотипом и навигацией, первый экран с заголовком, блок ценностей, навигатор горячих линий, блок статей и анонимная форма обратной связи.</w:t>
+      </w:r>
+    </w:p>
+    <w:p>
+      <w:pPr>
+        <w:rPr>
+          <w:lang w:eastAsia="ru-RU"/>
+        </w:rPr>
+      </w:pPr>
+      <w:r>
+        <w:rPr>
+          <w:lang w:eastAsia="ru-RU"/>
+        </w:rPr>
+        <w:lastRenderedPageBreak/>
+        <w:t>Первый экран (</w:t>
+      </w:r>
+      <w:proofErr w:type="spellStart"/>
+      <w:r>
+        <w:rPr>
+          <w:lang w:eastAsia="ru-RU"/>
+        </w:rPr>
+        <w:t>Hero</w:t>
+      </w:r>
+      <w:proofErr w:type="spellEnd"/>
+      <w:r>
+        <w:rPr>
+          <w:lang w:eastAsia="ru-RU"/>
+        </w:rPr>
+        <w:t>-блок)</w:t>
+      </w:r>
+      <w:r>
+        <w:rPr>
+          <w:lang w:eastAsia="ru-RU"/>
+        </w:rPr>
+        <w:t>:</w:t>
+      </w:r>
+    </w:p>
+    <w:p>
+      <w:pPr>
+        <w:ind w:firstLine="0"/>
+        <w:rPr>
+          <w:lang w:eastAsia="ru-RU"/>
+        </w:rPr>
+      </w:pPr>
+      <w:r>
+        <w:rPr>
+          <w:lang w:eastAsia="ru-RU"/>
+        </w:rPr>
+        <w:drawing>
+          <wp:inline distT="0" distB="0" distL="0" distR="0" wp14:anchorId="227C00DA" wp14:editId="472FB917">
+            <wp:extent cx="6480175" cy="3113405"/>
+            <wp:effectExtent l="0" t="0" r="0" b="0"/>
+            <wp:docPr id="9" name="Рисунок 9"/>
+            <wp:cNvGraphicFramePr>
+              <a:graphicFrameLocks xmlns:a="http://schemas.openxmlformats.org/drawingml/2006/main" noChangeAspect="1"/>
+            </wp:cNvGraphicFramePr>
+            <a:graphic xmlns:a="http://schemas.openxmlformats.org/drawingml/2006/main">
+              <a:graphicData uri="http://schemas.openxmlformats.org/drawingml/2006/picture">
+                <pic:pic xmlns:pic="http://schemas.openxmlformats.org/drawingml/2006/picture">
+                  <pic:nvPicPr>
+                    <pic:cNvPr id="1" name=""/>
+                    <pic:cNvPicPr/>
+                  </pic:nvPicPr>
+                  <pic:blipFill>
+                    <a:blip r:embed="rId16"/>
+                    <a:stretch>
+                      <a:fillRect/>
+                    </a:stretch>
+                  </pic:blipFill>
+                  <pic:spPr>
+                    <a:xfrm>
+                      <a:off x="0" y="0"/>
+                      <a:ext cx="6480175" cy="3113405"/>
+                    </a:xfrm>
+                    <a:prstGeom prst="rect">
+                      <a:avLst/>
+                    </a:prstGeom>
+                  </pic:spPr>
+                </pic:pic>
+              </a:graphicData>
+            </a:graphic>
+          </wp:inline>
+        </w:drawing>
+      </w:r>
+    </w:p>
+    <w:p>
+      <w:pPr>
+        <w:ind w:firstLine="0"/>
+        <w:jc w:val="center"/>
+        <w:rPr>
+          <w:lang w:eastAsia="ru-RU"/>
+        </w:rPr>
+      </w:pPr>
+      <w:r>
+        <w:rPr>
+          <w:lang w:eastAsia="ru-RU"/>
+        </w:rPr>
+        <w:t>Рисунок 9 – Первый экран</w:t>
+      </w:r>
+    </w:p>
+    <w:p>
+      <w:pPr>
+        <w:rPr>
+          <w:lang w:eastAsia="ru-RU"/>
+        </w:rPr>
+      </w:pPr>
+      <w:r>
+        <w:rPr>
+          <w:lang w:eastAsia="ru-RU"/>
+        </w:rPr>
+        <w:t>Крупный заголовок «Тебе здесь рады» сразу создает атмосферу принятия. Подзаголовок объясняет ключевые преимущества: анонимность, бесплатность, круглосуточная доступность. Две кнопки предлагают разные пути в зависимости от готовности пользователя к обращению.</w:t>
+      </w:r>
+    </w:p>
+    <w:p>
+      <w:pPr>
+        <w:rPr>
+          <w:lang w:eastAsia="ru-RU"/>
+        </w:rPr>
+      </w:pPr>
+      <w:r>
+        <w:rPr>
+          <w:lang w:eastAsia="ru-RU"/>
+        </w:rPr>
+        <w:t>Блок ценностей</w:t>
+      </w:r>
+      <w:r>
+        <w:rPr>
+          <w:lang w:eastAsia="ru-RU"/>
+        </w:rPr>
+        <w:t>:</w:t>
+      </w:r>
+    </w:p>
+    <w:p>
+      <w:pPr>
+        <w:ind w:firstLine="0"/>
+        <w:jc w:val="center"/>
+        <w:rPr>
+          <w:lang w:eastAsia="ru-RU"/>
+        </w:rPr>
+      </w:pPr>
+      <w:r>
+        <w:rPr>
+          <w:lang w:eastAsia="ru-RU"/>
+        </w:rPr>
+        <w:drawing>
+          <wp:inline distT="0" distB="0" distL="0" distR="0" wp14:anchorId="27AE4C33" wp14:editId="55027EBD">
+            <wp:extent cx="6480175" cy="2402205"/>
+            <wp:effectExtent l="0" t="0" r="0" b="0"/>
+            <wp:docPr id="10" name="Рисунок 10"/>
+            <wp:cNvGraphicFramePr>
+              <a:graphicFrameLocks xmlns:a="http://schemas.openxmlformats.org/drawingml/2006/main" noChangeAspect="1"/>
+            </wp:cNvGraphicFramePr>
+            <a:graphic xmlns:a="http://schemas.openxmlformats.org/drawingml/2006/main">
+              <a:graphicData uri="http://schemas.openxmlformats.org/drawingml/2006/picture">
+                <pic:pic xmlns:pic="http://schemas.openxmlformats.org/drawingml/2006/picture">
+                  <pic:nvPicPr>
+                    <pic:cNvPr id="1" name=""/>
+                    <pic:cNvPicPr/>
+                  </pic:nvPicPr>
+                  <pic:blipFill>
+                    <a:blip r:embed="rId17"/>
+                    <a:stretch>
+                      <a:fillRect/>
+                    </a:stretch>
+                  </pic:blipFill>
+                  <pic:spPr>
+                    <a:xfrm>
+                      <a:off x="0" y="0"/>
+                      <a:ext cx="6480175" cy="2402205"/>
+                    </a:xfrm>
+                    <a:prstGeom prst="rect">
+                      <a:avLst/>
+                    </a:prstGeom>
+                  </pic:spPr>
+                </pic:pic>
+              </a:graphicData>
+            </a:graphic>
+          </wp:inline>
+        </w:drawing>
+      </w:r>
+    </w:p>
+    <w:p>
+      <w:pPr>
+        <w:jc w:val="center"/>
+        <w:rPr>
+          <w:lang w:eastAsia="ru-RU"/>
+        </w:rPr>
+      </w:pPr>
+      <w:r>
+        <w:rPr>
+          <w:lang w:eastAsia="ru-RU"/>
+        </w:rPr>
+        <w:t xml:space="preserve">Рисунок </w:t>
+      </w:r>
+      <w:r>
+        <w:rPr>
+          <w:lang w:eastAsia="ru-RU"/>
+        </w:rPr>
+        <w:t>10</w:t>
+      </w:r>
+      <w:r>
+        <w:rPr>
+          <w:lang w:eastAsia="ru-RU"/>
+        </w:rPr>
+        <w:t xml:space="preserve"> – </w:t>
+      </w:r>
+      <w:r>
+        <w:rPr>
+          <w:lang w:eastAsia="ru-RU"/>
+        </w:rPr>
+        <w:t>Блок ценностей</w:t>
+      </w:r>
+    </w:p>
+    <w:p>
+      <w:pPr>
+        <w:rPr>
+          <w:lang w:eastAsia="ru-RU"/>
+        </w:rPr>
+      </w:pPr>
+      <w:r>
+        <w:rPr>
+          <w:lang w:eastAsia="ru-RU"/>
+        </w:rPr>
+        <w:t>Четыре карточки с иконками визуально объясняют, почему пользователь может чувствовать себя в безопасности. При наведении карточки слегка приподнимаются, создавая приятную интерактивность.</w:t>
+      </w:r>
+    </w:p>
+    <w:p>
+      <w:pPr>
+        <w:rPr>
+          <w:lang w:eastAsia="ru-RU"/>
+        </w:rPr>
+      </w:pPr>
+      <w:r>
+        <w:rPr>
+          <w:lang w:eastAsia="ru-RU"/>
+        </w:rPr>
+        <w:t>Навигатор горячих линий</w:t>
+      </w:r>
+      <w:r>
+        <w:rPr>
+          <w:lang w:eastAsia="ru-RU"/>
+        </w:rPr>
+        <w:t>:</w:t>
+      </w:r>
+    </w:p>
+    <w:p>
+      <w:pPr>
+        <w:rPr>
+          <w:lang w:eastAsia="ru-RU"/>
+        </w:rPr>
+      </w:pPr>
+      <w:r>
+        <w:rPr>
+          <w:lang w:eastAsia="ru-RU"/>
+        </w:rPr>
+        <w:lastRenderedPageBreak/>
+        <w:drawing>
+          <wp:inline distT="0" distB="0" distL="0" distR="0" wp14:anchorId="49D3BC6A" wp14:editId="1770A2DF">
+            <wp:extent cx="6480175" cy="2760980"/>
+            <wp:effectExtent l="0" t="0" r="0" b="1270"/>
+            <wp:docPr id="11" name="Рисунок 11"/>
+            <wp:cNvGraphicFramePr>
+              <a:graphicFrameLocks xmlns:a="http://schemas.openxmlformats.org/drawingml/2006/main" noChangeAspect="1"/>
+            </wp:cNvGraphicFramePr>
+            <a:graphic xmlns:a="http://schemas.openxmlformats.org/drawingml/2006/main">
+              <a:graphicData uri="http://schemas.openxmlformats.org/drawingml/2006/picture">
+                <pic:pic xmlns:pic="http://schemas.openxmlformats.org/drawingml/2006/picture">
+                  <pic:nvPicPr>
+                    <pic:cNvPr id="1" name=""/>
+                    <pic:cNvPicPr/>
+                  </pic:nvPicPr>
+                  <pic:blipFill>
+                    <a:blip r:embed="rId18"/>
+                    <a:stretch>
+                      <a:fillRect/>
+                    </a:stretch>
+                  </pic:blipFill>
+                  <pic:spPr>
+                    <a:xfrm>
+                      <a:off x="0" y="0"/>
+                      <a:ext cx="6480175" cy="2760980"/>
+                    </a:xfrm>
+                    <a:prstGeom prst="rect">
+                      <a:avLst/>
+                    </a:prstGeom>
+                  </pic:spPr>
+                </pic:pic>
+              </a:graphicData>
+            </a:graphic>
+          </wp:inline>
+        </w:drawing>
+      </w:r>
+    </w:p>
+    <w:p>
+      <w:pPr>
+        <w:jc w:val="center"/>
+        <w:rPr>
+          <w:lang w:eastAsia="ru-RU"/>
+        </w:rPr>
+      </w:pPr>
+      <w:r>
+        <w:rPr>
+          <w:lang w:eastAsia="ru-RU"/>
+        </w:rPr>
+        <w:t>Рисунок 1</w:t>
+      </w:r>
+      <w:r>
+        <w:rPr>
+          <w:lang w:eastAsia="ru-RU"/>
+        </w:rPr>
+        <w:t>1</w:t>
+      </w:r>
+      <w:r>
+        <w:rPr>
+          <w:lang w:eastAsia="ru-RU"/>
+        </w:rPr>
+        <w:t xml:space="preserve"> – Навигатор горячих линий</w:t>
+      </w:r>
+    </w:p>
+    <w:p>
+      <w:pPr>
+        <w:rPr>
+          <w:lang w:eastAsia="ru-RU"/>
+        </w:rPr>
+      </w:pPr>
+      <w:r>
+        <w:rPr>
+          <w:lang w:eastAsia="ru-RU"/>
+        </w:rPr>
+        <w:t>Карточки с номерами телефонов имеют левую цветную границу для визуального выделения. Номера телефонов крупные и хорошо читаемые. При наведении появляется кнопка копирования номера.</w:t>
+      </w:r>
+      <w:bookmarkStart w:id="10" w:name="_Toc213398653"/>
+    </w:p>
+    <w:p>
+      <w:pPr>
+        <w:rPr>
+          <w:rFonts w:eastAsia="Times New Roman" w:cs="Times New Roman"/>
+          <w:color w:val="000000" w:themeColor="text1"/>
+          <w:spacing w:val="5"/>
+          <w:kern w:val="36"/>
+          <w:szCs w:val="24"/>
+          <w:lang w:eastAsia="ru-RU"/>
+        </w:rPr>
+      </w:pPr>
+      <w:r>
+        <w:rPr>
+          <w:rFonts w:eastAsia="Times New Roman" w:cs="Times New Roman"/>
+          <w:color w:val="000000" w:themeColor="text1"/>
+          <w:spacing w:val="5"/>
+          <w:kern w:val="36"/>
+          <w:szCs w:val="24"/>
+          <w:lang w:eastAsia="ru-RU"/>
+        </w:rPr>
+        <w:t>Блок статей</w:t>
+      </w:r>
+      <w:r>
+        <w:rPr>
+          <w:rFonts w:eastAsia="Times New Roman" w:cs="Times New Roman"/>
+          <w:color w:val="000000" w:themeColor="text1"/>
+          <w:spacing w:val="5"/>
+          <w:kern w:val="36"/>
+          <w:szCs w:val="24"/>
+          <w:lang w:eastAsia="ru-RU"/>
+        </w:rPr>
+        <w:t>:</w:t>
+      </w:r>
+    </w:p>
+    <w:p>
+      <w:pPr>
+        <w:ind w:firstLine="0"/>
+        <w:rPr>
+          <w:rFonts w:eastAsia="Times New Roman" w:cs="Times New Roman"/>
+          <w:color w:val="000000" w:themeColor="text1"/>
+          <w:spacing w:val="5"/>
+          <w:kern w:val="36"/>
+          <w:szCs w:val="24"/>
+          <w:lang w:eastAsia="ru-RU"/>
+        </w:rPr>
+      </w:pPr>
+      <w:r>
+        <w:rPr>
+          <w:rFonts w:eastAsia="Times New Roman" w:cs="Times New Roman"/>
+          <w:color w:val="000000" w:themeColor="text1"/>
+          <w:spacing w:val="5"/>
+          <w:kern w:val="36"/>
+          <w:szCs w:val="24"/>
+          <w:lang w:eastAsia="ru-RU"/>
+        </w:rPr>
+        <w:drawing>
+          <wp:inline distT="0" distB="0" distL="0" distR="0" wp14:anchorId="5FA68C45" wp14:editId="75333743">
+            <wp:extent cx="6480175" cy="3007995"/>
+            <wp:effectExtent l="0" t="0" r="0" b="1905"/>
+            <wp:docPr id="12" name="Рисунок 12"/>
+            <wp:cNvGraphicFramePr>
+              <a:graphicFrameLocks xmlns:a="http://schemas.openxmlformats.org/drawingml/2006/main" noChangeAspect="1"/>
+            </wp:cNvGraphicFramePr>
+            <a:graphic xmlns:a="http://schemas.openxmlformats.org/drawingml/2006/main">
+              <a:graphicData uri="http://schemas.openxmlformats.org/drawingml/2006/picture">
+                <pic:pic xmlns:pic="http://schemas.openxmlformats.org/drawingml/2006/picture">
+                  <pic:nvPicPr>
+                    <pic:cNvPr id="1" name=""/>
+                    <pic:cNvPicPr/>
+                  </pic:nvPicPr>
+                  <pic:blipFill>
+                    <a:blip r:embed="rId19"/>
+                    <a:stretch>
+                      <a:fillRect/>
+                    </a:stretch>
+                  </pic:blipFill>
+                  <pic:spPr>
+                    <a:xfrm>
+                      <a:off x="0" y="0"/>
+                      <a:ext cx="6480175" cy="3007995"/>
+                    </a:xfrm>
+                    <a:prstGeom prst="rect">
+                      <a:avLst/>
+                    </a:prstGeom>
+                  </pic:spPr>
+                </pic:pic>
+              </a:graphicData>
+            </a:graphic>
+          </wp:inline>
+        </w:drawing>
+      </w:r>
+    </w:p>
+    <w:p>
+      <w:pPr>
+        <w:jc w:val="center"/>
+        <w:rPr>
           <w:rFonts w:eastAsia="Times New Roman" w:cs="Times New Roman"/>
           <w:color w:val="000000" w:themeColor="text1"/>
           <w:spacing w:val="5"/>
@@ -10019,37 +10407,122 @@
           <w:szCs w:val="24"/>
           <w:lang w:val="en-US" w:eastAsia="ru-RU"/>
         </w:rPr>
-        <w:t>css</w:t>
-      </w:r>
-      <w:proofErr w:type="spellEnd"/>
-      <w:r>
-        <w:rPr>
-          <w:rFonts w:eastAsia="Times New Roman" w:cs="Times New Roman"/>
-          <w:b/>
-          <w:bCs/>
-          <w:color w:val="000000" w:themeColor="text1"/>
-          <w:spacing w:val="5"/>
-          <w:kern w:val="36"/>
-          <w:szCs w:val="24"/>
-          <w:lang w:eastAsia="ru-RU"/>
-        </w:rPr>
-        <w:t xml:space="preserve"> </w:t>
-      </w:r>
-    </w:p>
-    <w:p>
-      <w:pPr>
-        <w:rPr>
-          <w:lang w:eastAsia="ru-RU"/>
-        </w:rPr>
-      </w:pPr>
-      <w:r>
-        <w:rPr>
-          <w:lang w:eastAsia="ru-RU"/>
-        </w:rPr>
-        <w:tab/>
-      </w:r>
-      <w:r>
-        <w:rPr>
+      </w:pPr>
+      <w:r>
+        <w:rPr>
+          <w:rFonts w:eastAsia="Times New Roman" w:cs="Times New Roman"/>
+          <w:color w:val="000000" w:themeColor="text1"/>
+          <w:spacing w:val="5"/>
+          <w:kern w:val="36"/>
+          <w:szCs w:val="24"/>
+          <w:lang w:eastAsia="ru-RU"/>
+        </w:rPr>
+        <w:t>Рисунок 1</w:t>
+      </w:r>
+      <w:r>
+        <w:rPr>
+          <w:rFonts w:eastAsia="Times New Roman" w:cs="Times New Roman"/>
+          <w:color w:val="000000" w:themeColor="text1"/>
+          <w:spacing w:val="5"/>
+          <w:kern w:val="36"/>
+          <w:szCs w:val="24"/>
+          <w:lang w:eastAsia="ru-RU"/>
+        </w:rPr>
+        <w:t>2</w:t>
+      </w:r>
+      <w:r>
+        <w:rPr>
+          <w:rFonts w:eastAsia="Times New Roman" w:cs="Times New Roman"/>
+          <w:color w:val="000000" w:themeColor="text1"/>
+          <w:spacing w:val="5"/>
+          <w:kern w:val="36"/>
+          <w:szCs w:val="24"/>
+          <w:lang w:eastAsia="ru-RU"/>
+        </w:rPr>
+        <w:t xml:space="preserve"> – </w:t>
+      </w:r>
+      <w:r>
+        <w:rPr>
+          <w:rFonts w:eastAsia="Times New Roman" w:cs="Times New Roman"/>
+          <w:color w:val="000000" w:themeColor="text1"/>
+          <w:spacing w:val="5"/>
+          <w:kern w:val="36"/>
+          <w:szCs w:val="24"/>
+          <w:lang w:eastAsia="ru-RU"/>
+        </w:rPr>
+        <w:t>Блок статей</w:t>
+      </w:r>
+    </w:p>
+    <w:p>
+      <w:pPr>
+        <w:rPr>
+          <w:rFonts w:eastAsia="Times New Roman" w:cs="Times New Roman"/>
+          <w:color w:val="000000" w:themeColor="text1"/>
+          <w:spacing w:val="5"/>
+          <w:kern w:val="36"/>
+          <w:szCs w:val="24"/>
+          <w:lang w:eastAsia="ru-RU"/>
+        </w:rPr>
+      </w:pPr>
+      <w:r>
+        <w:rPr>
+          <w:rFonts w:eastAsia="Times New Roman" w:cs="Times New Roman"/>
+          <w:color w:val="000000" w:themeColor="text1"/>
+          <w:spacing w:val="5"/>
+          <w:kern w:val="36"/>
+          <w:szCs w:val="24"/>
+          <w:lang w:eastAsia="ru-RU"/>
+        </w:rPr>
+        <w:t>Карточки статей содержат заголовок, краткое описание и ссылку для чтения. Область для изображения выполнена в виде цветного фона, который можно заменить реальными изображениями позже.</w:t>
+      </w:r>
+    </w:p>
+    <w:p>
+      <w:pPr>
+        <w:rPr>
+          <w:rFonts w:eastAsia="Times New Roman" w:cs="Times New Roman"/>
+          <w:color w:val="000000" w:themeColor="text1"/>
+          <w:spacing w:val="5"/>
+          <w:kern w:val="36"/>
+          <w:szCs w:val="24"/>
+          <w:lang w:val="en-US" w:eastAsia="ru-RU"/>
+        </w:rPr>
+      </w:pPr>
+      <w:r>
+        <w:rPr>
+          <w:rFonts w:eastAsia="Times New Roman" w:cs="Times New Roman"/>
+          <w:color w:val="000000" w:themeColor="text1"/>
+          <w:spacing w:val="5"/>
+          <w:kern w:val="36"/>
+          <w:szCs w:val="24"/>
+          <w:lang w:eastAsia="ru-RU"/>
+        </w:rPr>
+        <w:t>Анонимная форма обратной связи</w:t>
+      </w:r>
+      <w:r>
+        <w:rPr>
+          <w:rFonts w:eastAsia="Times New Roman" w:cs="Times New Roman"/>
+          <w:color w:val="000000" w:themeColor="text1"/>
+          <w:spacing w:val="5"/>
+          <w:kern w:val="36"/>
+          <w:szCs w:val="24"/>
+          <w:lang w:eastAsia="ru-RU"/>
+        </w:rPr>
+        <w:t>:</w:t>
+      </w:r>
+    </w:p>
+    <w:p>
+      <w:pPr>
+        <w:rPr>
+          <w:lang w:eastAsia="ru-RU"/>
+        </w:rPr>
+      </w:pPr>
+      <w:r>
+        <w:rPr>
+          <w:rFonts w:eastAsia="Times New Roman" w:cs="Times New Roman"/>
+          <w:color w:val="000000" w:themeColor="text1"/>
+          <w:spacing w:val="5"/>
+          <w:kern w:val="36"/>
+          <w:szCs w:val="24"/>
           <w:lang w:eastAsia="ru-RU"/>
         </w:rPr>
         <w:br w:type="page"/>
@@ -10077,7 +10550,6 @@
           <w:lang w:eastAsia="ru-RU"/>
         </w:rPr>
       </w:pPr>
-      <w:bookmarkStart w:id="10" w:name="_Toc213398653"/>
       <w:r>
         <w:rPr>
           <w:rFonts w:eastAsia="Times New Roman" w:cs="Times New Roman"/>
@@ -10963,7 +11435,7 @@
                     <pic:cNvPicPr/>
                   </pic:nvPicPr>
                   <pic:blipFill>
-                    <a:blip r:embed="rId15">
+                    <a:blip r:embed="rId20">
                       <a:extLst>
                         <a:ext uri="{28A0092B-C50C-407E-A947-70E740481C1C}">
                           <a14:useLocalDpi xmlns:a14="http://schemas.microsoft.com/office/drawing/2010/main" val="0"/>
@@ -11023,7 +11495,7 @@
                     <pic:cNvPicPr/>
                   </pic:nvPicPr>
                   <pic:blipFill>
-                    <a:blip r:embed="rId16">
+                    <a:blip r:embed="rId21">
                       <a:extLst>
                         <a:ext uri="{28A0092B-C50C-407E-A947-70E740481C1C}">
                           <a14:useLocalDpi xmlns:a14="http://schemas.microsoft.com/office/drawing/2010/main" val="0"/>
@@ -11051,7 +11523,7 @@
       </w:r>
     </w:p>
     <w:sectPr>
-      <w:footerReference w:type="default" r:id="rId17"/>
+      <w:footerReference w:type="default" r:id="rId22"/>
       <w:pgSz w:w="11906" w:h="16838" w:code="9"/>
       <w:pgMar w:top="1134" w:right="567" w:bottom="1134" w:left="1134" w:header="709" w:footer="709" w:gutter="0"/>
       <w:pgNumType w:start="2"/>
@@ -11189,9 +11661,9 @@
 <file path=word/numbering.xml><?xml version="1.0" encoding="utf-8"?>
 <w:numbering xmlns:wpc="http://schemas.microsoft.com/office/word/2010/wordprocessingCanvas" xmlns:cx="http://schemas.microsoft.com/office/drawing/2014/chartex" xmlns:cx1="http://schemas.microsoft.com/office/drawing/2015/9/8/chartex" xmlns:cx2="http://schemas.microsoft.com/office/drawing/2015/10/21/chartex" xmlns:cx3="http://schemas.microsoft.com/office/drawing/2016/5/9/chartex" xmlns:cx4="http://schemas.microsoft.com/office/drawing/2016/5/10/chartex" xmlns:cx5="http://schemas.microsoft.com/office/drawing/2016/5/11/chartex" xmlns:cx6="http://schemas.microsoft.com/office/drawing/2016/5/12/chartex" xmlns:cx7="http://schemas.microsoft.com/office/drawing/2016/5/13/chartex" xmlns:cx8="http://schemas.microsoft.com/office/drawing/2016/5/14/chartex" xmlns:mc="http://schemas.openxmlformats.org/markup-compatibility/2006" xmlns:aink="http://schemas.microsoft.com/office/drawing/2016/ink" xmlns:am3d="http://schemas.microsoft.com/office/drawing/2017/model3d" xmlns:o="urn:schemas-microsoft-com:office:office" xmlns:r="http://schemas.openxmlformats.org/officeDocument/2006/relationships" xmlns:m="http://schemas.openxmlformats.org/officeDocument/2006/math" xmlns:v="urn:schemas-microsoft-com:vml" xmlns:wp14="http://schemas.microsoft.com/office/word/2010/wordprocessingDrawing" xmlns:wp="http://schemas.openxmlformats.org/drawingml/2006/wordprocessingDrawing" xmlns:w10="urn:schemas-microsoft-com:office:word" xmlns:w="http://schemas.openxmlformats.org/wordprocessingml/2006/main" xmlns:w14="http://schemas.microsoft.com/office/word/2010/wordml" xmlns:w15="http://schemas.microsoft.com/office/word/2012/wordml" xmlns:w16cex="http://schemas.microsoft.com/office/word/2018/wordml/cex" xmlns:w16cid="http://schemas.microsoft.com/office/word/2016/wordml/cid" xmlns:w16="http://schemas.microsoft.com/office/word/2018/wordml" xmlns:w16sdtdh="http://schemas.microsoft.com/office/word/2020/wordml/sdtdatahash" xmlns:w16se="http://schemas.microsoft.com/office/word/2015/wordml/symex" xmlns:wpg="http://schemas.microsoft.com/office/word/2010/wordprocessingGroup" xmlns:wpi="http://schemas.microsoft.com/office/word/2010/wordprocessingInk" xmlns:wne="http://schemas.microsoft.com/office/word/2006/wordml" xmlns:wps="http://schemas.microsoft.com/office/word/2010/wordprocessingShape" mc:Ignorable="w14 w15 w16se w16cid w16 w16cex w16sdtdh wp14">
   <w:abstractNum w:abstractNumId="0" w15:restartNumberingAfterBreak="0">
-    <w:nsid w:val="08A71149"/>
+    <w:nsid w:val="00DA60F6"/>
     <w:multiLevelType w:val="hybridMultilevel"/>
-    <w:tmpl w:val="BF8CE80A"/>
+    <w:tmpl w:val="F9A02CE4"/>
     <w:lvl w:ilvl="0" w:tplc="04190001">
       <w:start w:val="1"/>
       <w:numFmt w:val="bullet"/>
@@ -11302,9 +11774,9 @@
     </w:lvl>
   </w:abstractNum>
   <w:abstractNum w:abstractNumId="1" w15:restartNumberingAfterBreak="0">
-    <w:nsid w:val="1C9667F1"/>
+    <w:nsid w:val="075277FF"/>
     <w:multiLevelType w:val="hybridMultilevel"/>
-    <w:tmpl w:val="AAB46B82"/>
+    <w:tmpl w:val="61BA9E00"/>
     <w:lvl w:ilvl="0" w:tplc="04190001">
       <w:start w:val="1"/>
       <w:numFmt w:val="bullet"/>
@@ -11415,9 +11887,9 @@
     </w:lvl>
   </w:abstractNum>
   <w:abstractNum w:abstractNumId="2" w15:restartNumberingAfterBreak="0">
-    <w:nsid w:val="57424AD8"/>
+    <w:nsid w:val="08A71149"/>
     <w:multiLevelType w:val="hybridMultilevel"/>
-    <w:tmpl w:val="EAE28DBA"/>
+    <w:tmpl w:val="BF8CE80A"/>
     <w:lvl w:ilvl="0" w:tplc="04190001">
       <w:start w:val="1"/>
       <w:numFmt w:val="bullet"/>
@@ -11528,16 +12000,16 @@
     </w:lvl>
   </w:abstractNum>
   <w:abstractNum w:abstractNumId="3" w15:restartNumberingAfterBreak="0">
-    <w:nsid w:val="5CEC1AA2"/>
+    <w:nsid w:val="1C9667F1"/>
     <w:multiLevelType w:val="hybridMultilevel"/>
-    <w:tmpl w:val="C206E706"/>
+    <w:tmpl w:val="AAB46B82"/>
     <w:lvl w:ilvl="0" w:tplc="04190001">
       <w:start w:val="1"/>
       <w:numFmt w:val="bullet"/>
       <w:lvlText w:val=""/>
       <w:lvlJc w:val="left"/>
       <w:pPr>
-        <w:ind w:left="720" w:hanging="360"/>
+        <w:ind w:left="1429" w:hanging="360"/>
       </w:pPr>
       <w:rPr>
         <w:rFonts w:ascii="Symbol" w:hAnsi="Symbol" w:hint="default"/>
@@ -11549,7 +12021,7 @@
       <w:lvlText w:val="o"/>
       <w:lvlJc w:val="left"/>
       <w:pPr>
-        <w:ind w:left="1440" w:hanging="360"/>
+        <w:ind w:left="2149" w:hanging="360"/>
       </w:pPr>
       <w:rPr>
         <w:rFonts w:ascii="Courier New" w:hAnsi="Courier New" w:cs="Courier New" w:hint="default"/>
@@ -11561,7 +12033,7 @@
       <w:lvlText w:val=""/>
       <w:lvlJc w:val="left"/>
       <w:pPr>
-        <w:ind w:left="2160" w:hanging="360"/>
+        <w:ind w:left="2869" w:hanging="360"/>
       </w:pPr>
       <w:rPr>
         <w:rFonts w:ascii="Wingdings" w:hAnsi="Wingdings" w:hint="default"/>
@@ -11573,7 +12045,7 @@
       <w:lvlText w:val=""/>
       <w:lvlJc w:val="left"/>
       <w:pPr>
-        <w:ind w:left="2880" w:hanging="360"/>
+        <w:ind w:left="3589" w:hanging="360"/>
       </w:pPr>
       <w:rPr>
         <w:rFonts w:ascii="Symbol" w:hAnsi="Symbol" w:hint="default"/>
@@ -11585,7 +12057,7 @@
       <w:lvlText w:val="o"/>
       <w:lvlJc w:val="left"/>
       <w:pPr>
-        <w:ind w:left="3600" w:hanging="360"/>
+        <w:ind w:left="4309" w:hanging="360"/>
       </w:pPr>
       <w:rPr>
         <w:rFonts w:ascii="Courier New" w:hAnsi="Courier New" w:cs="Courier New" w:hint="default"/>
@@ -11597,7 +12069,7 @@
       <w:lvlText w:val=""/>
       <w:lvlJc w:val="left"/>
       <w:pPr>
-        <w:ind w:left="4320" w:hanging="360"/>
+        <w:ind w:left="5029" w:hanging="360"/>
       </w:pPr>
       <w:rPr>
         <w:rFonts w:ascii="Wingdings" w:hAnsi="Wingdings" w:hint="default"/>
@@ -11609,7 +12081,7 @@
       <w:lvlText w:val=""/>
       <w:lvlJc w:val="left"/>
       <w:pPr>
-        <w:ind w:left="5040" w:hanging="360"/>
+        <w:ind w:left="5749" w:hanging="360"/>
       </w:pPr>
       <w:rPr>
         <w:rFonts w:ascii="Symbol" w:hAnsi="Symbol" w:hint="default"/>
@@ -11621,7 +12093,7 @@
       <w:lvlText w:val="o"/>
       <w:lvlJc w:val="left"/>
       <w:pPr>
-        <w:ind w:left="5760" w:hanging="360"/>
+        <w:ind w:left="6469" w:hanging="360"/>
       </w:pPr>
       <w:rPr>
         <w:rFonts w:ascii="Courier New" w:hAnsi="Courier New" w:cs="Courier New" w:hint="default"/>
@@ -11633,7 +12105,7 @@
       <w:lvlText w:val=""/>
       <w:lvlJc w:val="left"/>
       <w:pPr>
-        <w:ind w:left="6480" w:hanging="360"/>
+        <w:ind w:left="7189" w:hanging="360"/>
       </w:pPr>
       <w:rPr>
         <w:rFonts w:ascii="Wingdings" w:hAnsi="Wingdings" w:hint="default"/>
@@ -11641,9 +12113,9 @@
     </w:lvl>
   </w:abstractNum>
   <w:abstractNum w:abstractNumId="4" w15:restartNumberingAfterBreak="0">
-    <w:nsid w:val="61C51766"/>
+    <w:nsid w:val="57424AD8"/>
     <w:multiLevelType w:val="hybridMultilevel"/>
-    <w:tmpl w:val="B31E1BE4"/>
+    <w:tmpl w:val="EAE28DBA"/>
     <w:lvl w:ilvl="0" w:tplc="04190001">
       <w:start w:val="1"/>
       <w:numFmt w:val="bullet"/>
@@ -11754,16 +12226,16 @@
     </w:lvl>
   </w:abstractNum>
   <w:abstractNum w:abstractNumId="5" w15:restartNumberingAfterBreak="0">
-    <w:nsid w:val="65455EFA"/>
+    <w:nsid w:val="5CEC1AA2"/>
     <w:multiLevelType w:val="hybridMultilevel"/>
-    <w:tmpl w:val="E6886B94"/>
+    <w:tmpl w:val="C206E706"/>
     <w:lvl w:ilvl="0" w:tplc="04190001">
       <w:start w:val="1"/>
       <w:numFmt w:val="bullet"/>
       <w:lvlText w:val=""/>
       <w:lvlJc w:val="left"/>
       <w:pPr>
-        <w:ind w:left="1429" w:hanging="360"/>
+        <w:ind w:left="720" w:hanging="360"/>
       </w:pPr>
       <w:rPr>
         <w:rFonts w:ascii="Symbol" w:hAnsi="Symbol" w:hint="default"/>
@@ -11775,7 +12247,7 @@
       <w:lvlText w:val="o"/>
       <w:lvlJc w:val="left"/>
       <w:pPr>
-        <w:ind w:left="2149" w:hanging="360"/>
+        <w:ind w:left="1440" w:hanging="360"/>
       </w:pPr>
       <w:rPr>
         <w:rFonts w:ascii="Courier New" w:hAnsi="Courier New" w:cs="Courier New" w:hint="default"/>
@@ -11787,7 +12259,7 @@
       <w:lvlText w:val=""/>
       <w:lvlJc w:val="left"/>
       <w:pPr>
-        <w:ind w:left="2869" w:hanging="360"/>
+        <w:ind w:left="2160" w:hanging="360"/>
       </w:pPr>
       <w:rPr>
         <w:rFonts w:ascii="Wingdings" w:hAnsi="Wingdings" w:hint="default"/>
@@ -11799,7 +12271,7 @@
       <w:lvlText w:val=""/>
       <w:lvlJc w:val="left"/>
       <w:pPr>
-        <w:ind w:left="3589" w:hanging="360"/>
+        <w:ind w:left="2880" w:hanging="360"/>
       </w:pPr>
       <w:rPr>
         <w:rFonts w:ascii="Symbol" w:hAnsi="Symbol" w:hint="default"/>
@@ -11811,7 +12283,7 @@
       <w:lvlText w:val="o"/>
       <w:lvlJc w:val="left"/>
       <w:pPr>
-        <w:ind w:left="4309" w:hanging="360"/>
+        <w:ind w:left="3600" w:hanging="360"/>
       </w:pPr>
       <w:rPr>
         <w:rFonts w:ascii="Courier New" w:hAnsi="Courier New" w:cs="Courier New" w:hint="default"/>
@@ -11823,7 +12295,7 @@
       <w:lvlText w:val=""/>
       <w:lvlJc w:val="left"/>
       <w:pPr>
-        <w:ind w:left="5029" w:hanging="360"/>
+        <w:ind w:left="4320" w:hanging="360"/>
       </w:pPr>
       <w:rPr>
         <w:rFonts w:ascii="Wingdings" w:hAnsi="Wingdings" w:hint="default"/>
@@ -11835,7 +12307,7 @@
       <w:lvlText w:val=""/>
       <w:lvlJc w:val="left"/>
       <w:pPr>
-        <w:ind w:left="5749" w:hanging="360"/>
+        <w:ind w:left="5040" w:hanging="360"/>
       </w:pPr>
       <w:rPr>
         <w:rFonts w:ascii="Symbol" w:hAnsi="Symbol" w:hint="default"/>
@@ -11847,7 +12319,7 @@
       <w:lvlText w:val="o"/>
       <w:lvlJc w:val="left"/>
       <w:pPr>
-        <w:ind w:left="6469" w:hanging="360"/>
+        <w:ind w:left="5760" w:hanging="360"/>
       </w:pPr>
       <w:rPr>
         <w:rFonts w:ascii="Courier New" w:hAnsi="Courier New" w:cs="Courier New" w:hint="default"/>
@@ -11859,7 +12331,7 @@
       <w:lvlText w:val=""/>
       <w:lvlJc w:val="left"/>
       <w:pPr>
-        <w:ind w:left="7189" w:hanging="360"/>
+        <w:ind w:left="6480" w:hanging="360"/>
       </w:pPr>
       <w:rPr>
         <w:rFonts w:ascii="Wingdings" w:hAnsi="Wingdings" w:hint="default"/>
@@ -11867,9 +12339,9 @@
     </w:lvl>
   </w:abstractNum>
   <w:abstractNum w:abstractNumId="6" w15:restartNumberingAfterBreak="0">
-    <w:nsid w:val="667A35EB"/>
+    <w:nsid w:val="61C51766"/>
     <w:multiLevelType w:val="hybridMultilevel"/>
-    <w:tmpl w:val="EB129A60"/>
+    <w:tmpl w:val="B31E1BE4"/>
     <w:lvl w:ilvl="0" w:tplc="04190001">
       <w:start w:val="1"/>
       <w:numFmt w:val="bullet"/>
@@ -11980,9 +12452,9 @@
     </w:lvl>
   </w:abstractNum>
   <w:abstractNum w:abstractNumId="7" w15:restartNumberingAfterBreak="0">
-    <w:nsid w:val="6BE63627"/>
+    <w:nsid w:val="65455EFA"/>
     <w:multiLevelType w:val="hybridMultilevel"/>
-    <w:tmpl w:val="4D3A3738"/>
+    <w:tmpl w:val="E6886B94"/>
     <w:lvl w:ilvl="0" w:tplc="04190001">
       <w:start w:val="1"/>
       <w:numFmt w:val="bullet"/>
@@ -12093,6 +12565,458 @@
     </w:lvl>
   </w:abstractNum>
   <w:abstractNum w:abstractNumId="8" w15:restartNumberingAfterBreak="0">
+    <w:nsid w:val="667A35EB"/>
+    <w:multiLevelType w:val="hybridMultilevel"/>
+    <w:tmpl w:val="EB129A60"/>
+    <w:lvl w:ilvl="0" w:tplc="04190001">
+      <w:start w:val="1"/>
+      <w:numFmt w:val="bullet"/>
+      <w:lvlText w:val=""/>
+      <w:lvlJc w:val="left"/>
+      <w:pPr>
+        <w:ind w:left="1429" w:hanging="360"/>
+      </w:pPr>
+      <w:rPr>
+        <w:rFonts w:ascii="Symbol" w:hAnsi="Symbol" w:hint="default"/>
+      </w:rPr>
+    </w:lvl>
+    <w:lvl w:ilvl="1" w:tplc="04190003" w:tentative="1">
+      <w:start w:val="1"/>
+      <w:numFmt w:val="bullet"/>
+      <w:lvlText w:val="o"/>
+      <w:lvlJc w:val="left"/>
+      <w:pPr>
+        <w:ind w:left="2149" w:hanging="360"/>
+      </w:pPr>
+      <w:rPr>
+        <w:rFonts w:ascii="Courier New" w:hAnsi="Courier New" w:cs="Courier New" w:hint="default"/>
+      </w:rPr>
+    </w:lvl>
+    <w:lvl w:ilvl="2" w:tplc="04190005" w:tentative="1">
+      <w:start w:val="1"/>
+      <w:numFmt w:val="bullet"/>
+      <w:lvlText w:val=""/>
+      <w:lvlJc w:val="left"/>
+      <w:pPr>
+        <w:ind w:left="2869" w:hanging="360"/>
+      </w:pPr>
+      <w:rPr>
+        <w:rFonts w:ascii="Wingdings" w:hAnsi="Wingdings" w:hint="default"/>
+      </w:rPr>
+    </w:lvl>
+    <w:lvl w:ilvl="3" w:tplc="04190001" w:tentative="1">
+      <w:start w:val="1"/>
+      <w:numFmt w:val="bullet"/>
+      <w:lvlText w:val=""/>
+      <w:lvlJc w:val="left"/>
+      <w:pPr>
+        <w:ind w:left="3589" w:hanging="360"/>
+      </w:pPr>
+      <w:rPr>
+        <w:rFonts w:ascii="Symbol" w:hAnsi="Symbol" w:hint="default"/>
+      </w:rPr>
+    </w:lvl>
+    <w:lvl w:ilvl="4" w:tplc="04190003" w:tentative="1">
+      <w:start w:val="1"/>
+      <w:numFmt w:val="bullet"/>
+      <w:lvlText w:val="o"/>
+      <w:lvlJc w:val="left"/>
+      <w:pPr>
+        <w:ind w:left="4309" w:hanging="360"/>
+      </w:pPr>
+      <w:rPr>
+        <w:rFonts w:ascii="Courier New" w:hAnsi="Courier New" w:cs="Courier New" w:hint="default"/>
+      </w:rPr>
+    </w:lvl>
+    <w:lvl w:ilvl="5" w:tplc="04190005" w:tentative="1">
+      <w:start w:val="1"/>
+      <w:numFmt w:val="bullet"/>
+      <w:lvlText w:val=""/>
+      <w:lvlJc w:val="left"/>
+      <w:pPr>
+        <w:ind w:left="5029" w:hanging="360"/>
+      </w:pPr>
+      <w:rPr>
+        <w:rFonts w:ascii="Wingdings" w:hAnsi="Wingdings" w:hint="default"/>
+      </w:rPr>
+    </w:lvl>
+    <w:lvl w:ilvl="6" w:tplc="04190001" w:tentative="1">
+      <w:start w:val="1"/>
+      <w:numFmt w:val="bullet"/>
+      <w:lvlText w:val=""/>
+      <w:lvlJc w:val="left"/>
+      <w:pPr>
+        <w:ind w:left="5749" w:hanging="360"/>
+      </w:pPr>
+      <w:rPr>
+        <w:rFonts w:ascii="Symbol" w:hAnsi="Symbol" w:hint="default"/>
+      </w:rPr>
+    </w:lvl>
+    <w:lvl w:ilvl="7" w:tplc="04190003" w:tentative="1">
+      <w:start w:val="1"/>
+      <w:numFmt w:val="bullet"/>
+      <w:lvlText w:val="o"/>
+      <w:lvlJc w:val="left"/>
+      <w:pPr>
+        <w:ind w:left="6469" w:hanging="360"/>
+      </w:pPr>
+      <w:rPr>
+        <w:rFonts w:ascii="Courier New" w:hAnsi="Courier New" w:cs="Courier New" w:hint="default"/>
+      </w:rPr>
+    </w:lvl>
+    <w:lvl w:ilvl="8" w:tplc="04190005" w:tentative="1">
+      <w:start w:val="1"/>
+      <w:numFmt w:val="bullet"/>
+      <w:lvlText w:val=""/>
+      <w:lvlJc w:val="left"/>
+      <w:pPr>
+        <w:ind w:left="7189" w:hanging="360"/>
+      </w:pPr>
+      <w:rPr>
+        <w:rFonts w:ascii="Wingdings" w:hAnsi="Wingdings" w:hint="default"/>
+      </w:rPr>
+    </w:lvl>
+  </w:abstractNum>
+  <w:abstractNum w:abstractNumId="9" w15:restartNumberingAfterBreak="0">
+    <w:nsid w:val="6BE63627"/>
+    <w:multiLevelType w:val="hybridMultilevel"/>
+    <w:tmpl w:val="4D3A3738"/>
+    <w:lvl w:ilvl="0" w:tplc="04190001">
+      <w:start w:val="1"/>
+      <w:numFmt w:val="bullet"/>
+      <w:lvlText w:val=""/>
+      <w:lvlJc w:val="left"/>
+      <w:pPr>
+        <w:ind w:left="1429" w:hanging="360"/>
+      </w:pPr>
+      <w:rPr>
+        <w:rFonts w:ascii="Symbol" w:hAnsi="Symbol" w:hint="default"/>
+      </w:rPr>
+    </w:lvl>
+    <w:lvl w:ilvl="1" w:tplc="04190003" w:tentative="1">
+      <w:start w:val="1"/>
+      <w:numFmt w:val="bullet"/>
+      <w:lvlText w:val="o"/>
+      <w:lvlJc w:val="left"/>
+      <w:pPr>
+        <w:ind w:left="2149" w:hanging="360"/>
+      </w:pPr>
+      <w:rPr>
+        <w:rFonts w:ascii="Courier New" w:hAnsi="Courier New" w:cs="Courier New" w:hint="default"/>
+      </w:rPr>
+    </w:lvl>
+    <w:lvl w:ilvl="2" w:tplc="04190005" w:tentative="1">
+      <w:start w:val="1"/>
+      <w:numFmt w:val="bullet"/>
+      <w:lvlText w:val=""/>
+      <w:lvlJc w:val="left"/>
+      <w:pPr>
+        <w:ind w:left="2869" w:hanging="360"/>
+      </w:pPr>
+      <w:rPr>
+        <w:rFonts w:ascii="Wingdings" w:hAnsi="Wingdings" w:hint="default"/>
+      </w:rPr>
+    </w:lvl>
+    <w:lvl w:ilvl="3" w:tplc="04190001" w:tentative="1">
+      <w:start w:val="1"/>
+      <w:numFmt w:val="bullet"/>
+      <w:lvlText w:val=""/>
+      <w:lvlJc w:val="left"/>
+      <w:pPr>
+        <w:ind w:left="3589" w:hanging="360"/>
+      </w:pPr>
+      <w:rPr>
+        <w:rFonts w:ascii="Symbol" w:hAnsi="Symbol" w:hint="default"/>
+      </w:rPr>
+    </w:lvl>
+    <w:lvl w:ilvl="4" w:tplc="04190003" w:tentative="1">
+      <w:start w:val="1"/>
+      <w:numFmt w:val="bullet"/>
+      <w:lvlText w:val="o"/>
+      <w:lvlJc w:val="left"/>
+      <w:pPr>
+        <w:ind w:left="4309" w:hanging="360"/>
+      </w:pPr>
+      <w:rPr>
+        <w:rFonts w:ascii="Courier New" w:hAnsi="Courier New" w:cs="Courier New" w:hint="default"/>
+      </w:rPr>
+    </w:lvl>
+    <w:lvl w:ilvl="5" w:tplc="04190005" w:tentative="1">
+      <w:start w:val="1"/>
+      <w:numFmt w:val="bullet"/>
+      <w:lvlText w:val=""/>
+      <w:lvlJc w:val="left"/>
+      <w:pPr>
+        <w:ind w:left="5029" w:hanging="360"/>
+      </w:pPr>
+      <w:rPr>
+        <w:rFonts w:ascii="Wingdings" w:hAnsi="Wingdings" w:hint="default"/>
+      </w:rPr>
+    </w:lvl>
+    <w:lvl w:ilvl="6" w:tplc="04190001" w:tentative="1">
+      <w:start w:val="1"/>
+      <w:numFmt w:val="bullet"/>
+      <w:lvlText w:val=""/>
+      <w:lvlJc w:val="left"/>
+      <w:pPr>
+        <w:ind w:left="5749" w:hanging="360"/>
+      </w:pPr>
+      <w:rPr>
+        <w:rFonts w:ascii="Symbol" w:hAnsi="Symbol" w:hint="default"/>
+      </w:rPr>
+    </w:lvl>
+    <w:lvl w:ilvl="7" w:tplc="04190003" w:tentative="1">
+      <w:start w:val="1"/>
+      <w:numFmt w:val="bullet"/>
+      <w:lvlText w:val="o"/>
+      <w:lvlJc w:val="left"/>
+      <w:pPr>
+        <w:ind w:left="6469" w:hanging="360"/>
+      </w:pPr>
+      <w:rPr>
+        <w:rFonts w:ascii="Courier New" w:hAnsi="Courier New" w:cs="Courier New" w:hint="default"/>
+      </w:rPr>
+    </w:lvl>
+    <w:lvl w:ilvl="8" w:tplc="04190005" w:tentative="1">
+      <w:start w:val="1"/>
+      <w:numFmt w:val="bullet"/>
+      <w:lvlText w:val=""/>
+      <w:lvlJc w:val="left"/>
+      <w:pPr>
+        <w:ind w:left="7189" w:hanging="360"/>
+      </w:pPr>
+      <w:rPr>
+        <w:rFonts w:ascii="Wingdings" w:hAnsi="Wingdings" w:hint="default"/>
+      </w:rPr>
+    </w:lvl>
+  </w:abstractNum>
+  <w:abstractNum w:abstractNumId="10" w15:restartNumberingAfterBreak="0">
+    <w:nsid w:val="6C263B98"/>
+    <w:multiLevelType w:val="hybridMultilevel"/>
+    <w:tmpl w:val="0518C1CC"/>
+    <w:lvl w:ilvl="0" w:tplc="04190001">
+      <w:start w:val="1"/>
+      <w:numFmt w:val="bullet"/>
+      <w:lvlText w:val=""/>
+      <w:lvlJc w:val="left"/>
+      <w:pPr>
+        <w:ind w:left="1429" w:hanging="360"/>
+      </w:pPr>
+      <w:rPr>
+        <w:rFonts w:ascii="Symbol" w:hAnsi="Symbol" w:hint="default"/>
+      </w:rPr>
+    </w:lvl>
+    <w:lvl w:ilvl="1" w:tplc="04190003" w:tentative="1">
+      <w:start w:val="1"/>
+      <w:numFmt w:val="bullet"/>
+      <w:lvlText w:val="o"/>
+      <w:lvlJc w:val="left"/>
+      <w:pPr>
+        <w:ind w:left="2149" w:hanging="360"/>
+      </w:pPr>
+      <w:rPr>
+        <w:rFonts w:ascii="Courier New" w:hAnsi="Courier New" w:cs="Courier New" w:hint="default"/>
+      </w:rPr>
+    </w:lvl>
+    <w:lvl w:ilvl="2" w:tplc="04190005" w:tentative="1">
+      <w:start w:val="1"/>
+      <w:numFmt w:val="bullet"/>
+      <w:lvlText w:val=""/>
+      <w:lvlJc w:val="left"/>
+      <w:pPr>
+        <w:ind w:left="2869" w:hanging="360"/>
+      </w:pPr>
+      <w:rPr>
+        <w:rFonts w:ascii="Wingdings" w:hAnsi="Wingdings" w:hint="default"/>
+      </w:rPr>
+    </w:lvl>
+    <w:lvl w:ilvl="3" w:tplc="04190001" w:tentative="1">
+      <w:start w:val="1"/>
+      <w:numFmt w:val="bullet"/>
+      <w:lvlText w:val=""/>
+      <w:lvlJc w:val="left"/>
+      <w:pPr>
+        <w:ind w:left="3589" w:hanging="360"/>
+      </w:pPr>
+      <w:rPr>
+        <w:rFonts w:ascii="Symbol" w:hAnsi="Symbol" w:hint="default"/>
+      </w:rPr>
+    </w:lvl>
+    <w:lvl w:ilvl="4" w:tplc="04190003" w:tentative="1">
+      <w:start w:val="1"/>
+      <w:numFmt w:val="bullet"/>
+      <w:lvlText w:val="o"/>
+      <w:lvlJc w:val="left"/>
+      <w:pPr>
+        <w:ind w:left="4309" w:hanging="360"/>
+      </w:pPr>
+      <w:rPr>
+        <w:rFonts w:ascii="Courier New" w:hAnsi="Courier New" w:cs="Courier New" w:hint="default"/>
+      </w:rPr>
+    </w:lvl>
+    <w:lvl w:ilvl="5" w:tplc="04190005" w:tentative="1">
+      <w:start w:val="1"/>
+      <w:numFmt w:val="bullet"/>
+      <w:lvlText w:val=""/>
+      <w:lvlJc w:val="left"/>
+      <w:pPr>
+        <w:ind w:left="5029" w:hanging="360"/>
+      </w:pPr>
+      <w:rPr>
+        <w:rFonts w:ascii="Wingdings" w:hAnsi="Wingdings" w:hint="default"/>
+      </w:rPr>
+    </w:lvl>
+    <w:lvl w:ilvl="6" w:tplc="04190001" w:tentative="1">
+      <w:start w:val="1"/>
+      <w:numFmt w:val="bullet"/>
+      <w:lvlText w:val=""/>
+      <w:lvlJc w:val="left"/>
+      <w:pPr>
+        <w:ind w:left="5749" w:hanging="360"/>
+      </w:pPr>
+      <w:rPr>
+        <w:rFonts w:ascii="Symbol" w:hAnsi="Symbol" w:hint="default"/>
+      </w:rPr>
+    </w:lvl>
+    <w:lvl w:ilvl="7" w:tplc="04190003" w:tentative="1">
+      <w:start w:val="1"/>
+      <w:numFmt w:val="bullet"/>
+      <w:lvlText w:val="o"/>
+      <w:lvlJc w:val="left"/>
+      <w:pPr>
+        <w:ind w:left="6469" w:hanging="360"/>
+      </w:pPr>
+      <w:rPr>
+        <w:rFonts w:ascii="Courier New" w:hAnsi="Courier New" w:cs="Courier New" w:hint="default"/>
+      </w:rPr>
+    </w:lvl>
+    <w:lvl w:ilvl="8" w:tplc="04190005" w:tentative="1">
+      <w:start w:val="1"/>
+      <w:numFmt w:val="bullet"/>
+      <w:lvlText w:val=""/>
+      <w:lvlJc w:val="left"/>
+      <w:pPr>
+        <w:ind w:left="7189" w:hanging="360"/>
+      </w:pPr>
+      <w:rPr>
+        <w:rFonts w:ascii="Wingdings" w:hAnsi="Wingdings" w:hint="default"/>
+      </w:rPr>
+    </w:lvl>
+  </w:abstractNum>
+  <w:abstractNum w:abstractNumId="11" w15:restartNumberingAfterBreak="0">
+    <w:nsid w:val="72A21444"/>
+    <w:multiLevelType w:val="hybridMultilevel"/>
+    <w:tmpl w:val="32EA836A"/>
+    <w:lvl w:ilvl="0" w:tplc="04190001">
+      <w:start w:val="1"/>
+      <w:numFmt w:val="bullet"/>
+      <w:lvlText w:val=""/>
+      <w:lvlJc w:val="left"/>
+      <w:pPr>
+        <w:ind w:left="1429" w:hanging="360"/>
+      </w:pPr>
+      <w:rPr>
+        <w:rFonts w:ascii="Symbol" w:hAnsi="Symbol" w:hint="default"/>
+      </w:rPr>
+    </w:lvl>
+    <w:lvl w:ilvl="1" w:tplc="04190003" w:tentative="1">
+      <w:start w:val="1"/>
+      <w:numFmt w:val="bullet"/>
+      <w:lvlText w:val="o"/>
+      <w:lvlJc w:val="left"/>
+      <w:pPr>
+        <w:ind w:left="2149" w:hanging="360"/>
+      </w:pPr>
+      <w:rPr>
+        <w:rFonts w:ascii="Courier New" w:hAnsi="Courier New" w:cs="Courier New" w:hint="default"/>
+      </w:rPr>
+    </w:lvl>
+    <w:lvl w:ilvl="2" w:tplc="04190005" w:tentative="1">
+      <w:start w:val="1"/>
+      <w:numFmt w:val="bullet"/>
+      <w:lvlText w:val=""/>
+      <w:lvlJc w:val="left"/>
+      <w:pPr>
+        <w:ind w:left="2869" w:hanging="360"/>
+      </w:pPr>
+      <w:rPr>
+        <w:rFonts w:ascii="Wingdings" w:hAnsi="Wingdings" w:hint="default"/>
+      </w:rPr>
+    </w:lvl>
+    <w:lvl w:ilvl="3" w:tplc="04190001" w:tentative="1">
+      <w:start w:val="1"/>
+      <w:numFmt w:val="bullet"/>
+      <w:lvlText w:val=""/>
+      <w:lvlJc w:val="left"/>
+      <w:pPr>
+        <w:ind w:left="3589" w:hanging="360"/>
+      </w:pPr>
+      <w:rPr>
+        <w:rFonts w:ascii="Symbol" w:hAnsi="Symbol" w:hint="default"/>
+      </w:rPr>
+    </w:lvl>
+    <w:lvl w:ilvl="4" w:tplc="04190003" w:tentative="1">
+      <w:start w:val="1"/>
+      <w:numFmt w:val="bullet"/>
+      <w:lvlText w:val="o"/>
+      <w:lvlJc w:val="left"/>
+      <w:pPr>
+        <w:ind w:left="4309" w:hanging="360"/>
+      </w:pPr>
+      <w:rPr>
+        <w:rFonts w:ascii="Courier New" w:hAnsi="Courier New" w:cs="Courier New" w:hint="default"/>
+      </w:rPr>
+    </w:lvl>
+    <w:lvl w:ilvl="5" w:tplc="04190005" w:tentative="1">
+      <w:start w:val="1"/>
+      <w:numFmt w:val="bullet"/>
+      <w:lvlText w:val=""/>
+      <w:lvlJc w:val="left"/>
+      <w:pPr>
+        <w:ind w:left="5029" w:hanging="360"/>
+      </w:pPr>
+      <w:rPr>
+        <w:rFonts w:ascii="Wingdings" w:hAnsi="Wingdings" w:hint="default"/>
+      </w:rPr>
+    </w:lvl>
+    <w:lvl w:ilvl="6" w:tplc="04190001" w:tentative="1">
+      <w:start w:val="1"/>
+      <w:numFmt w:val="bullet"/>
+      <w:lvlText w:val=""/>
+      <w:lvlJc w:val="left"/>
+      <w:pPr>
+        <w:ind w:left="5749" w:hanging="360"/>
+      </w:pPr>
+      <w:rPr>
+        <w:rFonts w:ascii="Symbol" w:hAnsi="Symbol" w:hint="default"/>
+      </w:rPr>
+    </w:lvl>
+    <w:lvl w:ilvl="7" w:tplc="04190003" w:tentative="1">
+      <w:start w:val="1"/>
+      <w:numFmt w:val="bullet"/>
+      <w:lvlText w:val="o"/>
+      <w:lvlJc w:val="left"/>
+      <w:pPr>
+        <w:ind w:left="6469" w:hanging="360"/>
+      </w:pPr>
+      <w:rPr>
+        <w:rFonts w:ascii="Courier New" w:hAnsi="Courier New" w:cs="Courier New" w:hint="default"/>
+      </w:rPr>
+    </w:lvl>
+    <w:lvl w:ilvl="8" w:tplc="04190005" w:tentative="1">
+      <w:start w:val="1"/>
+      <w:numFmt w:val="bullet"/>
+      <w:lvlText w:val=""/>
+      <w:lvlJc w:val="left"/>
+      <w:pPr>
+        <w:ind w:left="7189" w:hanging="360"/>
+      </w:pPr>
+      <w:rPr>
+        <w:rFonts w:ascii="Wingdings" w:hAnsi="Wingdings" w:hint="default"/>
+      </w:rPr>
+    </w:lvl>
+  </w:abstractNum>
+  <w:abstractNum w:abstractNumId="12" w15:restartNumberingAfterBreak="0">
     <w:nsid w:val="7AE32A27"/>
     <w:multiLevelType w:val="hybridMultilevel"/>
     <w:tmpl w:val="4D1218CC"/>
@@ -12181,7 +13105,7 @@
       </w:pPr>
     </w:lvl>
   </w:abstractNum>
-  <w:abstractNum w:abstractNumId="9" w15:restartNumberingAfterBreak="0">
+  <w:abstractNum w:abstractNumId="13" w15:restartNumberingAfterBreak="0">
     <w:nsid w:val="7C80116B"/>
     <w:multiLevelType w:val="hybridMultilevel"/>
     <w:tmpl w:val="DF46F9CE"/>
@@ -12295,34 +13219,46 @@
     </w:lvl>
   </w:abstractNum>
   <w:num w:numId="1">
+    <w:abstractNumId w:val="12"/>
+  </w:num>
+  <w:num w:numId="2">
     <w:abstractNumId w:val="8"/>
   </w:num>
-  <w:num w:numId="2">
+  <w:num w:numId="3">
+    <w:abstractNumId w:val="5"/>
+  </w:num>
+  <w:num w:numId="4">
+    <w:abstractNumId w:val="13"/>
+  </w:num>
+  <w:num w:numId="5">
+    <w:abstractNumId w:val="4"/>
+  </w:num>
+  <w:num w:numId="6">
+    <w:abstractNumId w:val="9"/>
+  </w:num>
+  <w:num w:numId="7">
+    <w:abstractNumId w:val="3"/>
+  </w:num>
+  <w:num w:numId="8">
+    <w:abstractNumId w:val="2"/>
+  </w:num>
+  <w:num w:numId="9">
+    <w:abstractNumId w:val="7"/>
+  </w:num>
+  <w:num w:numId="10">
     <w:abstractNumId w:val="6"/>
   </w:num>
-  <w:num w:numId="3">
-    <w:abstractNumId w:val="3"/>
-  </w:num>
-  <w:num w:numId="4">
-    <w:abstractNumId w:val="9"/>
-  </w:num>
-  <w:num w:numId="5">
-    <w:abstractNumId w:val="2"/>
-  </w:num>
-  <w:num w:numId="6">
-    <w:abstractNumId w:val="7"/>
-  </w:num>
-  <w:num w:numId="7">
-    <w:abstractNumId w:val="1"/>
-  </w:num>
-  <w:num w:numId="8">
+  <w:num w:numId="11">
     <w:abstractNumId w:val="0"/>
   </w:num>
-  <w:num w:numId="9">
-    <w:abstractNumId w:val="5"/>
+  <w:num w:numId="12">
+    <w:abstractNumId w:val="11"/>
   </w:num>
-  <w:num w:numId="10">
-    <w:abstractNumId w:val="4"/>
+  <w:num w:numId="13">
+    <w:abstractNumId w:val="10"/>
+  </w:num>
+  <w:num w:numId="14">
+    <w:abstractNumId w:val="1"/>
   </w:num>
   <w:numIdMacAtCleanup w:val="10"/>
 </w:numbering>
@@ -12809,6 +13745,7 @@
   <w:style w:type="character" w:default="1" w:styleId="a0">
     <w:name w:val="Default Paragraph Font"/>
     <w:uiPriority w:val="1"/>
+    <w:semiHidden/>
     <w:unhideWhenUsed/>
   </w:style>
   <w:style w:type="table" w:default="1" w:styleId="a1">
@@ -13459,8 +14396,11 @@
     <w:autoRedefine/>
     <w:uiPriority w:val="39"/>
     <w:unhideWhenUsed/>
-    <w:rsid w:val="00DB10A9"/>
+    <w:rsid w:val="005A03FB"/>
     <w:pPr>
+      <w:tabs>
+        <w:tab w:val="right" w:leader="dot" w:pos="10195"/>
+      </w:tabs>
       <w:spacing w:after="100"/>
     </w:pPr>
   </w:style>
